--- a/public/planejamentoSemanal7.docx
+++ b/public/planejamentoSemanal7.docx
@@ -134,7 +134,27 @@
                 <w:shd w:fill="auto" w:val="clear"/>
                 <w:vertAlign w:val="baseline"/>
               </w:rPr>
-              <w:t>N</w:t>
+              <w:t>{</w:t>
+            </w:r>
+            <w:r>
+              <w:rPr>
+                <w:rFonts w:eastAsia="Arial" w:cs="Arial" w:ascii="Arial" w:hAnsi="Arial"/>
+                <w:b/>
+                <w:i w:val="false"/>
+                <w:caps w:val="false"/>
+                <w:smallCaps w:val="false"/>
+                <w:strike w:val="false"/>
+                <w:dstrike w:val="false"/>
+                <w:color w:val="000000"/>
+                <w:position w:val="0"/>
+                <w:sz w:val="24"/>
+                <w:sz w:val="24"/>
+                <w:szCs w:val="24"/>
+                <w:u w:val="none"/>
+                <w:shd w:fill="auto" w:val="clear"/>
+                <w:vertAlign w:val="baseline"/>
+              </w:rPr>
+              <w:t>n</w:t>
             </w:r>
             <w:r>
               <w:rPr>
@@ -194,66 +214,6 @@
                 <w:shd w:fill="auto" w:val="clear"/>
                 <w:vertAlign w:val="baseline"/>
               </w:rPr>
-              <w:t xml:space="preserve">e </w:t>
-            </w:r>
-            <w:r>
-              <w:rPr>
-                <w:rFonts w:eastAsia="Arial" w:cs="Arial" w:ascii="Arial" w:hAnsi="Arial"/>
-                <w:b/>
-                <w:i w:val="false"/>
-                <w:caps w:val="false"/>
-                <w:smallCaps w:val="false"/>
-                <w:strike w:val="false"/>
-                <w:dstrike w:val="false"/>
-                <w:color w:val="000000"/>
-                <w:position w:val="0"/>
-                <w:sz w:val="24"/>
-                <w:sz w:val="24"/>
-                <w:szCs w:val="24"/>
-                <w:u w:val="none"/>
-                <w:shd w:fill="auto" w:val="clear"/>
-                <w:vertAlign w:val="baseline"/>
-              </w:rPr>
-              <w:t>d</w:t>
-            </w:r>
-            <w:r>
-              <w:rPr>
-                <w:rFonts w:eastAsia="Arial" w:cs="Arial" w:ascii="Arial" w:hAnsi="Arial"/>
-                <w:b/>
-                <w:i w:val="false"/>
-                <w:caps w:val="false"/>
-                <w:smallCaps w:val="false"/>
-                <w:strike w:val="false"/>
-                <w:dstrike w:val="false"/>
-                <w:color w:val="000000"/>
-                <w:position w:val="0"/>
-                <w:sz w:val="24"/>
-                <w:sz w:val="24"/>
-                <w:szCs w:val="24"/>
-                <w:u w:val="none"/>
-                <w:shd w:fill="auto" w:val="clear"/>
-                <w:vertAlign w:val="baseline"/>
-              </w:rPr>
-              <w:t xml:space="preserve">a </w:t>
-            </w:r>
-            <w:r>
-              <w:rPr>
-                <w:rFonts w:eastAsia="Arial" w:cs="Arial" w:ascii="Arial" w:hAnsi="Arial"/>
-                <w:b/>
-                <w:i w:val="false"/>
-                <w:caps w:val="false"/>
-                <w:smallCaps w:val="false"/>
-                <w:strike w:val="false"/>
-                <w:dstrike w:val="false"/>
-                <w:color w:val="000000"/>
-                <w:position w:val="0"/>
-                <w:sz w:val="24"/>
-                <w:sz w:val="24"/>
-                <w:szCs w:val="24"/>
-                <w:u w:val="none"/>
-                <w:shd w:fill="auto" w:val="clear"/>
-                <w:vertAlign w:val="baseline"/>
-              </w:rPr>
               <w:t>e</w:t>
             </w:r>
             <w:r>
@@ -274,6 +234,26 @@
                 <w:shd w:fill="auto" w:val="clear"/>
                 <w:vertAlign w:val="baseline"/>
               </w:rPr>
+              <w:t>E</w:t>
+            </w:r>
+            <w:r>
+              <w:rPr>
+                <w:rFonts w:eastAsia="Arial" w:cs="Arial" w:ascii="Arial" w:hAnsi="Arial"/>
+                <w:b/>
+                <w:i w:val="false"/>
+                <w:caps w:val="false"/>
+                <w:smallCaps w:val="false"/>
+                <w:strike w:val="false"/>
+                <w:dstrike w:val="false"/>
+                <w:color w:val="000000"/>
+                <w:position w:val="0"/>
+                <w:sz w:val="24"/>
+                <w:sz w:val="24"/>
+                <w:szCs w:val="24"/>
+                <w:u w:val="none"/>
+                <w:shd w:fill="auto" w:val="clear"/>
+                <w:vertAlign w:val="baseline"/>
+              </w:rPr>
               <w:t>s</w:t>
             </w:r>
             <w:r>
@@ -354,168 +334,27 @@
                 <w:shd w:fill="auto" w:val="clear"/>
                 <w:vertAlign w:val="baseline"/>
               </w:rPr>
-              <w:t>a</w:t>
-            </w:r>
-            <w:r>
-              <w:rPr>
-                <w:rFonts w:eastAsia="Arial" w:cs="Arial" w:ascii="Arial" w:hAnsi="Arial"/>
-                <w:b/>
-                <w:i w:val="false"/>
-                <w:caps w:val="false"/>
-                <w:smallCaps w:val="false"/>
-                <w:strike w:val="false"/>
-                <w:dstrike w:val="false"/>
-                <w:color w:val="000000"/>
-                <w:position w:val="0"/>
-                <w:sz w:val="24"/>
-                <w:sz w:val="24"/>
-                <w:szCs w:val="24"/>
-                <w:u w:val="none"/>
-                <w:shd w:fill="auto" w:val="clear"/>
-                <w:vertAlign w:val="baseline"/>
-              </w:rPr>
-              <w:tab/>
-            </w:r>
-            <w:r>
-              <w:rPr>
-                <w:rFonts w:eastAsia="Arial" w:cs="Arial" w:ascii="Arial" w:hAnsi="Arial"/>
-                <w:b/>
-                <w:i w:val="false"/>
-                <w:caps w:val="false"/>
-                <w:smallCaps w:val="false"/>
-                <w:strike w:val="false"/>
-                <w:dstrike w:val="false"/>
-                <w:color w:val="000000"/>
-                <w:position w:val="0"/>
-                <w:sz w:val="24"/>
-                <w:sz w:val="24"/>
-                <w:szCs w:val="24"/>
-                <w:u w:val="none"/>
-                <w:shd w:fill="auto" w:val="clear"/>
-                <w:vertAlign w:val="baseline"/>
-              </w:rPr>
-              <w:t>{</w:t>
-            </w:r>
-            <w:r>
-              <w:rPr>
-                <w:rFonts w:eastAsia="Arial" w:cs="Arial" w:ascii="Arial" w:hAnsi="Arial"/>
-                <w:b/>
-                <w:i w:val="false"/>
-                <w:caps w:val="false"/>
-                <w:smallCaps w:val="false"/>
-                <w:strike w:val="false"/>
-                <w:dstrike w:val="false"/>
-                <w:color w:val="000000"/>
-                <w:position w:val="0"/>
-                <w:sz w:val="24"/>
-                <w:sz w:val="24"/>
-                <w:szCs w:val="24"/>
-                <w:u w:val="none"/>
-                <w:shd w:fill="auto" w:val="clear"/>
-                <w:vertAlign w:val="baseline"/>
-              </w:rPr>
-              <w:t>s</w:t>
-            </w:r>
-            <w:r>
-              <w:rPr>
-                <w:rFonts w:eastAsia="Arial" w:cs="Arial" w:ascii="Arial" w:hAnsi="Arial"/>
-                <w:b/>
-                <w:i w:val="false"/>
-                <w:caps w:val="false"/>
-                <w:smallCaps w:val="false"/>
-                <w:strike w:val="false"/>
-                <w:dstrike w:val="false"/>
-                <w:color w:val="000000"/>
-                <w:position w:val="0"/>
-                <w:sz w:val="24"/>
-                <w:sz w:val="24"/>
-                <w:szCs w:val="24"/>
-                <w:u w:val="none"/>
-                <w:shd w:fill="auto" w:val="clear"/>
-                <w:vertAlign w:val="baseline"/>
-              </w:rPr>
-              <w:t>a</w:t>
-            </w:r>
-            <w:r>
-              <w:rPr>
-                <w:rFonts w:eastAsia="Arial" w:cs="Arial" w:ascii="Arial" w:hAnsi="Arial"/>
-                <w:b/>
-                <w:i w:val="false"/>
-                <w:caps w:val="false"/>
-                <w:smallCaps w:val="false"/>
-                <w:strike w:val="false"/>
-                <w:dstrike w:val="false"/>
-                <w:color w:val="000000"/>
-                <w:position w:val="0"/>
-                <w:sz w:val="24"/>
-                <w:sz w:val="24"/>
-                <w:szCs w:val="24"/>
-                <w:u w:val="none"/>
-                <w:shd w:fill="auto" w:val="clear"/>
-                <w:vertAlign w:val="baseline"/>
-              </w:rPr>
-              <w:t>l</w:t>
-            </w:r>
-            <w:r>
-              <w:rPr>
-                <w:rFonts w:eastAsia="Arial" w:cs="Arial" w:ascii="Arial" w:hAnsi="Arial"/>
-                <w:b/>
-                <w:i w:val="false"/>
-                <w:caps w:val="false"/>
-                <w:smallCaps w:val="false"/>
-                <w:strike w:val="false"/>
-                <w:dstrike w:val="false"/>
-                <w:color w:val="000000"/>
-                <w:position w:val="0"/>
-                <w:sz w:val="24"/>
-                <w:sz w:val="24"/>
-                <w:szCs w:val="24"/>
-                <w:u w:val="none"/>
-                <w:shd w:fill="auto" w:val="clear"/>
-                <w:vertAlign w:val="baseline"/>
-              </w:rPr>
-              <w:t>a</w:t>
-            </w:r>
-            <w:r>
-              <w:rPr>
-                <w:rFonts w:eastAsia="Arial" w:cs="Arial" w:ascii="Arial" w:hAnsi="Arial"/>
-                <w:b/>
-                <w:i w:val="false"/>
-                <w:caps w:val="false"/>
-                <w:smallCaps w:val="false"/>
-                <w:strike w:val="false"/>
-                <w:dstrike w:val="false"/>
-                <w:color w:val="000000"/>
-                <w:position w:val="0"/>
-                <w:sz w:val="24"/>
-                <w:sz w:val="24"/>
-                <w:szCs w:val="24"/>
-                <w:u w:val="none"/>
-                <w:shd w:fill="auto" w:val="clear"/>
-                <w:vertAlign w:val="baseline"/>
-              </w:rPr>
-              <w:t>}</w:t>
-            </w:r>
-            <w:r>
-              <w:rPr>
-                <w:rFonts w:eastAsia="Arial" w:cs="Arial" w:ascii="Arial" w:hAnsi="Arial"/>
-                <w:b/>
-                <w:i w:val="false"/>
-                <w:caps w:val="false"/>
-                <w:smallCaps w:val="false"/>
-                <w:strike w:val="false"/>
-                <w:dstrike w:val="false"/>
-                <w:color w:val="000000"/>
-                <w:position w:val="0"/>
-                <w:sz w:val="24"/>
-                <w:sz w:val="24"/>
-                <w:szCs w:val="24"/>
-                <w:u w:val="none"/>
-                <w:shd w:fill="auto" w:val="clear"/>
-                <w:vertAlign w:val="baseline"/>
-              </w:rPr>
-              <w:tab/>
-              <w:t>PROFª {profName}</w:t>
+              <w:t xml:space="preserve">a – </w:t>
+            </w:r>
+            <w:r>
+              <w:rPr>
+                <w:rFonts w:eastAsia="Arial" w:cs="Arial" w:ascii="Arial" w:hAnsi="Arial"/>
+                <w:b/>
+                <w:i w:val="false"/>
+                <w:caps w:val="false"/>
+                <w:smallCaps w:val="false"/>
+                <w:strike w:val="false"/>
+                <w:dstrike w:val="false"/>
+                <w:color w:val="000000"/>
+                <w:position w:val="0"/>
+                <w:sz w:val="24"/>
+                <w:sz w:val="24"/>
+                <w:szCs w:val="24"/>
+                <w:u w:val="none"/>
+                <w:shd w:fill="auto" w:val="clear"/>
+                <w:vertAlign w:val="baseline"/>
+              </w:rPr>
+              <w:t>{sala} -PROFª {profName}</w:t>
             </w:r>
           </w:p>
           <w:p>
@@ -535,38 +374,34 @@
                 <w:tab w:val="left" w:pos="11248" w:leader="none"/>
               </w:tabs>
               <w:spacing w:lineRule="auto" w:line="271" w:before="0" w:after="0"/>
-              <w:ind w:hanging="671" w:left="3556" w:right="2883"/>
-              <w:jc w:val="left"/>
-              <w:rPr>
-                <w:rFonts w:ascii="Arial" w:hAnsi="Arial"/>
-                <w:color w:val="000000"/>
-                <w:sz w:val="24"/>
-                <w:szCs w:val="24"/>
-              </w:rPr>
-            </w:pPr>
-            <w:r>
-              <w:rPr>
-                <w:rFonts w:eastAsia="Arial" w:cs="Arial" w:ascii="Arial" w:hAnsi="Arial"/>
-                <w:b/>
-                <w:i w:val="false"/>
-                <w:caps w:val="false"/>
-                <w:smallCaps w:val="false"/>
-                <w:strike w:val="false"/>
-                <w:dstrike w:val="false"/>
-                <w:color w:val="000000"/>
-                <w:position w:val="0"/>
-                <w:sz w:val="24"/>
-                <w:sz w:val="24"/>
-                <w:szCs w:val="24"/>
-                <w:u w:val="none"/>
-                <w:shd w:fill="auto" w:val="clear"/>
-                <w:vertAlign w:val="baseline"/>
-              </w:rPr>
-              <w:t>R O T I N A</w:t>
-              <w:tab/>
-              <w:t>S E M A N A L</w:t>
-              <w:tab/>
-              <w:t xml:space="preserve">- {diaStart} </w:t>
+              <w:ind w:hanging="0" w:left="0" w:right="2883"/>
+              <w:jc w:val="left"/>
+              <w:rPr>
+                <w:rFonts w:ascii="Arial" w:hAnsi="Arial"/>
+                <w:color w:val="000000"/>
+                <w:sz w:val="24"/>
+                <w:szCs w:val="24"/>
+              </w:rPr>
+            </w:pPr>
+            <w:r>
+              <w:rPr>
+                <w:rFonts w:eastAsia="Arial" w:cs="Arial" w:ascii="Arial" w:hAnsi="Arial"/>
+                <w:b/>
+                <w:i w:val="false"/>
+                <w:caps w:val="false"/>
+                <w:smallCaps w:val="false"/>
+                <w:strike w:val="false"/>
+                <w:dstrike w:val="false"/>
+                <w:color w:val="000000"/>
+                <w:position w:val="0"/>
+                <w:sz w:val="24"/>
+                <w:sz w:val="24"/>
+                <w:szCs w:val="24"/>
+                <w:u w:val="none"/>
+                <w:shd w:fill="auto" w:val="clear"/>
+                <w:vertAlign w:val="baseline"/>
+              </w:rPr>
+              <w:t xml:space="preserve">ROTINA SEMANAL - {diaStart} </w:t>
             </w:r>
             <w:r>
               <w:rPr>
@@ -586,20 +421,107 @@
                 <w:shd w:fill="auto" w:val="clear"/>
                 <w:vertAlign w:val="baseline"/>
               </w:rPr>
-              <w:t xml:space="preserve"> A {diaEnd} DE {mes}  D E </w:t>
-              <w:tab/>
-              <w:t xml:space="preserve">2 0 2 </w:t>
-            </w:r>
-            <w:r>
-              <w:rPr>
-                <w:rFonts w:eastAsia="Arial" w:cs="Arial" w:ascii="Arial" w:hAnsi="Arial"/>
-                <w:b/>
-                <w:color w:val="000000"/>
+              <w:t xml:space="preserve"> A {diaEnd} DE {mes}  DE </w:t>
+            </w:r>
+            <w:r>
+              <w:rPr>
+                <w:rFonts w:eastAsia="Arial" w:cs="Arial" w:ascii="Arial" w:hAnsi="Arial"/>
+                <w:b/>
+                <w:i w:val="false"/>
+                <w:caps w:val="false"/>
+                <w:smallCaps w:val="false"/>
+                <w:strike w:val="false"/>
+                <w:dstrike w:val="false"/>
+                <w:color w:val="000000"/>
+                <w:position w:val="0"/>
+                <w:sz w:val="24"/>
                 <w:sz w:val="24"/>
                 <w:szCs w:val="24"/>
                 <w:u w:val="single"/>
-              </w:rPr>
-              <w:t>5</w:t>
+                <w:shd w:fill="auto" w:val="clear"/>
+                <w:vertAlign w:val="baseline"/>
+              </w:rPr>
+              <w:t>{</w:t>
+            </w:r>
+            <w:r>
+              <w:rPr>
+                <w:rFonts w:eastAsia="Arial" w:cs="Arial" w:ascii="Arial" w:hAnsi="Arial"/>
+                <w:b/>
+                <w:i w:val="false"/>
+                <w:caps w:val="false"/>
+                <w:smallCaps w:val="false"/>
+                <w:strike w:val="false"/>
+                <w:dstrike w:val="false"/>
+                <w:color w:val="000000"/>
+                <w:position w:val="0"/>
+                <w:sz w:val="24"/>
+                <w:sz w:val="24"/>
+                <w:szCs w:val="24"/>
+                <w:u w:val="single"/>
+                <w:shd w:fill="auto" w:val="clear"/>
+                <w:vertAlign w:val="baseline"/>
+              </w:rPr>
+              <w:t>a</w:t>
+            </w:r>
+            <w:r>
+              <w:rPr>
+                <w:rFonts w:eastAsia="Arial" w:cs="Arial" w:ascii="Arial" w:hAnsi="Arial"/>
+                <w:b/>
+                <w:i w:val="false"/>
+                <w:caps w:val="false"/>
+                <w:smallCaps w:val="false"/>
+                <w:strike w:val="false"/>
+                <w:dstrike w:val="false"/>
+                <w:color w:val="000000"/>
+                <w:position w:val="0"/>
+                <w:sz w:val="24"/>
+                <w:sz w:val="24"/>
+                <w:szCs w:val="24"/>
+                <w:u w:val="single"/>
+                <w:shd w:fill="auto" w:val="clear"/>
+                <w:vertAlign w:val="baseline"/>
+              </w:rPr>
+              <w:t>n</w:t>
+            </w:r>
+            <w:r>
+              <w:rPr>
+                <w:rFonts w:eastAsia="Arial" w:cs="Arial" w:ascii="Arial" w:hAnsi="Arial"/>
+                <w:b/>
+                <w:i w:val="false"/>
+                <w:caps w:val="false"/>
+                <w:smallCaps w:val="false"/>
+                <w:strike w:val="false"/>
+                <w:dstrike w:val="false"/>
+                <w:color w:val="000000"/>
+                <w:position w:val="0"/>
+                <w:sz w:val="24"/>
+                <w:sz w:val="24"/>
+                <w:szCs w:val="24"/>
+                <w:u w:val="single"/>
+                <w:shd w:fill="auto" w:val="clear"/>
+                <w:vertAlign w:val="baseline"/>
+              </w:rPr>
+              <w:t>o</w:t>
+            </w:r>
+            <w:r>
+              <w:rPr>
+                <w:rFonts w:eastAsia="Arial" w:cs="Arial" w:ascii="Arial" w:hAnsi="Arial"/>
+                <w:b/>
+                <w:i w:val="false"/>
+                <w:caps w:val="false"/>
+                <w:smallCaps w:val="false"/>
+                <w:strike w:val="false"/>
+                <w:dstrike w:val="false"/>
+                <w:color w:val="000000"/>
+                <w:position w:val="0"/>
+                <w:sz w:val="24"/>
+                <w:sz w:val="24"/>
+                <w:szCs w:val="24"/>
+                <w:u w:val="single"/>
+                <w:shd w:fill="auto" w:val="clear"/>
+                <w:vertAlign w:val="baseline"/>
+              </w:rPr>
+              <w:t>}</w:t>
             </w:r>
           </w:p>
         </w:tc>

--- a/public/planejamentoSemanal7.docx
+++ b/public/planejamentoSemanal7.docx
@@ -68,8 +68,8 @@
         <w:tblLook w:val="0000"/>
       </w:tblPr>
       <w:tblGrid>
-        <w:gridCol w:w="1289"/>
-        <w:gridCol w:w="3330"/>
+        <w:gridCol w:w="1983"/>
+        <w:gridCol w:w="2636"/>
         <w:gridCol w:w="2881"/>
         <w:gridCol w:w="2624"/>
         <w:gridCol w:w="2775"/>
@@ -134,227 +134,7 @@
                 <w:shd w:fill="auto" w:val="clear"/>
                 <w:vertAlign w:val="baseline"/>
               </w:rPr>
-              <w:t>{</w:t>
-            </w:r>
-            <w:r>
-              <w:rPr>
-                <w:rFonts w:eastAsia="Arial" w:cs="Arial" w:ascii="Arial" w:hAnsi="Arial"/>
-                <w:b/>
-                <w:i w:val="false"/>
-                <w:caps w:val="false"/>
-                <w:smallCaps w:val="false"/>
-                <w:strike w:val="false"/>
-                <w:dstrike w:val="false"/>
-                <w:color w:val="000000"/>
-                <w:position w:val="0"/>
-                <w:sz w:val="24"/>
-                <w:sz w:val="24"/>
-                <w:szCs w:val="24"/>
-                <w:u w:val="none"/>
-                <w:shd w:fill="auto" w:val="clear"/>
-                <w:vertAlign w:val="baseline"/>
-              </w:rPr>
-              <w:t>n</w:t>
-            </w:r>
-            <w:r>
-              <w:rPr>
-                <w:rFonts w:eastAsia="Arial" w:cs="Arial" w:ascii="Arial" w:hAnsi="Arial"/>
-                <w:b/>
-                <w:i w:val="false"/>
-                <w:caps w:val="false"/>
-                <w:smallCaps w:val="false"/>
-                <w:strike w:val="false"/>
-                <w:dstrike w:val="false"/>
-                <w:color w:val="000000"/>
-                <w:position w:val="0"/>
-                <w:sz w:val="24"/>
-                <w:sz w:val="24"/>
-                <w:szCs w:val="24"/>
-                <w:u w:val="none"/>
-                <w:shd w:fill="auto" w:val="clear"/>
-                <w:vertAlign w:val="baseline"/>
-              </w:rPr>
-              <w:t>o</w:t>
-            </w:r>
-            <w:r>
-              <w:rPr>
-                <w:rFonts w:eastAsia="Arial" w:cs="Arial" w:ascii="Arial" w:hAnsi="Arial"/>
-                <w:b/>
-                <w:i w:val="false"/>
-                <w:caps w:val="false"/>
-                <w:smallCaps w:val="false"/>
-                <w:strike w:val="false"/>
-                <w:dstrike w:val="false"/>
-                <w:color w:val="000000"/>
-                <w:position w:val="0"/>
-                <w:sz w:val="24"/>
-                <w:sz w:val="24"/>
-                <w:szCs w:val="24"/>
-                <w:u w:val="none"/>
-                <w:shd w:fill="auto" w:val="clear"/>
-                <w:vertAlign w:val="baseline"/>
-              </w:rPr>
-              <w:t>m</w:t>
-            </w:r>
-            <w:r>
-              <w:rPr>
-                <w:rFonts w:eastAsia="Arial" w:cs="Arial" w:ascii="Arial" w:hAnsi="Arial"/>
-                <w:b/>
-                <w:i w:val="false"/>
-                <w:caps w:val="false"/>
-                <w:smallCaps w:val="false"/>
-                <w:strike w:val="false"/>
-                <w:dstrike w:val="false"/>
-                <w:color w:val="000000"/>
-                <w:position w:val="0"/>
-                <w:sz w:val="24"/>
-                <w:sz w:val="24"/>
-                <w:szCs w:val="24"/>
-                <w:u w:val="none"/>
-                <w:shd w:fill="auto" w:val="clear"/>
-                <w:vertAlign w:val="baseline"/>
-              </w:rPr>
-              <w:t>e</w:t>
-            </w:r>
-            <w:r>
-              <w:rPr>
-                <w:rFonts w:eastAsia="Arial" w:cs="Arial" w:ascii="Arial" w:hAnsi="Arial"/>
-                <w:b/>
-                <w:i w:val="false"/>
-                <w:caps w:val="false"/>
-                <w:smallCaps w:val="false"/>
-                <w:strike w:val="false"/>
-                <w:dstrike w:val="false"/>
-                <w:color w:val="000000"/>
-                <w:position w:val="0"/>
-                <w:sz w:val="24"/>
-                <w:sz w:val="24"/>
-                <w:szCs w:val="24"/>
-                <w:u w:val="none"/>
-                <w:shd w:fill="auto" w:val="clear"/>
-                <w:vertAlign w:val="baseline"/>
-              </w:rPr>
-              <w:t>E</w:t>
-            </w:r>
-            <w:r>
-              <w:rPr>
-                <w:rFonts w:eastAsia="Arial" w:cs="Arial" w:ascii="Arial" w:hAnsi="Arial"/>
-                <w:b/>
-                <w:i w:val="false"/>
-                <w:caps w:val="false"/>
-                <w:smallCaps w:val="false"/>
-                <w:strike w:val="false"/>
-                <w:dstrike w:val="false"/>
-                <w:color w:val="000000"/>
-                <w:position w:val="0"/>
-                <w:sz w:val="24"/>
-                <w:sz w:val="24"/>
-                <w:szCs w:val="24"/>
-                <w:u w:val="none"/>
-                <w:shd w:fill="auto" w:val="clear"/>
-                <w:vertAlign w:val="baseline"/>
-              </w:rPr>
-              <w:t>s</w:t>
-            </w:r>
-            <w:r>
-              <w:rPr>
-                <w:rFonts w:eastAsia="Arial" w:cs="Arial" w:ascii="Arial" w:hAnsi="Arial"/>
-                <w:b/>
-                <w:i w:val="false"/>
-                <w:caps w:val="false"/>
-                <w:smallCaps w:val="false"/>
-                <w:strike w:val="false"/>
-                <w:dstrike w:val="false"/>
-                <w:color w:val="000000"/>
-                <w:position w:val="0"/>
-                <w:sz w:val="24"/>
-                <w:sz w:val="24"/>
-                <w:szCs w:val="24"/>
-                <w:u w:val="none"/>
-                <w:shd w:fill="auto" w:val="clear"/>
-                <w:vertAlign w:val="baseline"/>
-              </w:rPr>
-              <w:t>c</w:t>
-            </w:r>
-            <w:r>
-              <w:rPr>
-                <w:rFonts w:eastAsia="Arial" w:cs="Arial" w:ascii="Arial" w:hAnsi="Arial"/>
-                <w:b/>
-                <w:i w:val="false"/>
-                <w:caps w:val="false"/>
-                <w:smallCaps w:val="false"/>
-                <w:strike w:val="false"/>
-                <w:dstrike w:val="false"/>
-                <w:color w:val="000000"/>
-                <w:position w:val="0"/>
-                <w:sz w:val="24"/>
-                <w:sz w:val="24"/>
-                <w:szCs w:val="24"/>
-                <w:u w:val="none"/>
-                <w:shd w:fill="auto" w:val="clear"/>
-                <w:vertAlign w:val="baseline"/>
-              </w:rPr>
-              <w:t>o</w:t>
-            </w:r>
-            <w:r>
-              <w:rPr>
-                <w:rFonts w:eastAsia="Arial" w:cs="Arial" w:ascii="Arial" w:hAnsi="Arial"/>
-                <w:b/>
-                <w:i w:val="false"/>
-                <w:caps w:val="false"/>
-                <w:smallCaps w:val="false"/>
-                <w:strike w:val="false"/>
-                <w:dstrike w:val="false"/>
-                <w:color w:val="000000"/>
-                <w:position w:val="0"/>
-                <w:sz w:val="24"/>
-                <w:sz w:val="24"/>
-                <w:szCs w:val="24"/>
-                <w:u w:val="none"/>
-                <w:shd w:fill="auto" w:val="clear"/>
-                <w:vertAlign w:val="baseline"/>
-              </w:rPr>
-              <w:t>l</w:t>
-            </w:r>
-            <w:r>
-              <w:rPr>
-                <w:rFonts w:eastAsia="Arial" w:cs="Arial" w:ascii="Arial" w:hAnsi="Arial"/>
-                <w:b/>
-                <w:i w:val="false"/>
-                <w:caps w:val="false"/>
-                <w:smallCaps w:val="false"/>
-                <w:strike w:val="false"/>
-                <w:dstrike w:val="false"/>
-                <w:color w:val="000000"/>
-                <w:position w:val="0"/>
-                <w:sz w:val="24"/>
-                <w:sz w:val="24"/>
-                <w:szCs w:val="24"/>
-                <w:u w:val="none"/>
-                <w:shd w:fill="auto" w:val="clear"/>
-                <w:vertAlign w:val="baseline"/>
-              </w:rPr>
-              <w:t xml:space="preserve">a – </w:t>
-            </w:r>
-            <w:r>
-              <w:rPr>
-                <w:rFonts w:eastAsia="Arial" w:cs="Arial" w:ascii="Arial" w:hAnsi="Arial"/>
-                <w:b/>
-                <w:i w:val="false"/>
-                <w:caps w:val="false"/>
-                <w:smallCaps w:val="false"/>
-                <w:strike w:val="false"/>
-                <w:dstrike w:val="false"/>
-                <w:color w:val="000000"/>
-                <w:position w:val="0"/>
-                <w:sz w:val="24"/>
-                <w:sz w:val="24"/>
-                <w:szCs w:val="24"/>
-                <w:u w:val="none"/>
-                <w:shd w:fill="auto" w:val="clear"/>
-                <w:vertAlign w:val="baseline"/>
-              </w:rPr>
-              <w:t>{sala} -PROFª {profName}</w:t>
+              <w:t>{nomeEscola – {sala} -PROFª {profName}</w:t>
             </w:r>
           </w:p>
           <w:p>
@@ -421,107 +201,7 @@
                 <w:shd w:fill="auto" w:val="clear"/>
                 <w:vertAlign w:val="baseline"/>
               </w:rPr>
-              <w:t xml:space="preserve"> A {diaEnd} DE {mes}  DE </w:t>
-            </w:r>
-            <w:r>
-              <w:rPr>
-                <w:rFonts w:eastAsia="Arial" w:cs="Arial" w:ascii="Arial" w:hAnsi="Arial"/>
-                <w:b/>
-                <w:i w:val="false"/>
-                <w:caps w:val="false"/>
-                <w:smallCaps w:val="false"/>
-                <w:strike w:val="false"/>
-                <w:dstrike w:val="false"/>
-                <w:color w:val="000000"/>
-                <w:position w:val="0"/>
-                <w:sz w:val="24"/>
-                <w:sz w:val="24"/>
-                <w:szCs w:val="24"/>
-                <w:u w:val="single"/>
-                <w:shd w:fill="auto" w:val="clear"/>
-                <w:vertAlign w:val="baseline"/>
-              </w:rPr>
-              <w:t>{</w:t>
-            </w:r>
-            <w:r>
-              <w:rPr>
-                <w:rFonts w:eastAsia="Arial" w:cs="Arial" w:ascii="Arial" w:hAnsi="Arial"/>
-                <w:b/>
-                <w:i w:val="false"/>
-                <w:caps w:val="false"/>
-                <w:smallCaps w:val="false"/>
-                <w:strike w:val="false"/>
-                <w:dstrike w:val="false"/>
-                <w:color w:val="000000"/>
-                <w:position w:val="0"/>
-                <w:sz w:val="24"/>
-                <w:sz w:val="24"/>
-                <w:szCs w:val="24"/>
-                <w:u w:val="single"/>
-                <w:shd w:fill="auto" w:val="clear"/>
-                <w:vertAlign w:val="baseline"/>
-              </w:rPr>
-              <w:t>a</w:t>
-            </w:r>
-            <w:r>
-              <w:rPr>
-                <w:rFonts w:eastAsia="Arial" w:cs="Arial" w:ascii="Arial" w:hAnsi="Arial"/>
-                <w:b/>
-                <w:i w:val="false"/>
-                <w:caps w:val="false"/>
-                <w:smallCaps w:val="false"/>
-                <w:strike w:val="false"/>
-                <w:dstrike w:val="false"/>
-                <w:color w:val="000000"/>
-                <w:position w:val="0"/>
-                <w:sz w:val="24"/>
-                <w:sz w:val="24"/>
-                <w:szCs w:val="24"/>
-                <w:u w:val="single"/>
-                <w:shd w:fill="auto" w:val="clear"/>
-                <w:vertAlign w:val="baseline"/>
-              </w:rPr>
-              <w:t>n</w:t>
-            </w:r>
-            <w:r>
-              <w:rPr>
-                <w:rFonts w:eastAsia="Arial" w:cs="Arial" w:ascii="Arial" w:hAnsi="Arial"/>
-                <w:b/>
-                <w:i w:val="false"/>
-                <w:caps w:val="false"/>
-                <w:smallCaps w:val="false"/>
-                <w:strike w:val="false"/>
-                <w:dstrike w:val="false"/>
-                <w:color w:val="000000"/>
-                <w:position w:val="0"/>
-                <w:sz w:val="24"/>
-                <w:sz w:val="24"/>
-                <w:szCs w:val="24"/>
-                <w:u w:val="single"/>
-                <w:shd w:fill="auto" w:val="clear"/>
-                <w:vertAlign w:val="baseline"/>
-              </w:rPr>
-              <w:t>o</w:t>
-            </w:r>
-            <w:r>
-              <w:rPr>
-                <w:rFonts w:eastAsia="Arial" w:cs="Arial" w:ascii="Arial" w:hAnsi="Arial"/>
-                <w:b/>
-                <w:i w:val="false"/>
-                <w:caps w:val="false"/>
-                <w:smallCaps w:val="false"/>
-                <w:strike w:val="false"/>
-                <w:dstrike w:val="false"/>
-                <w:color w:val="000000"/>
-                <w:position w:val="0"/>
-                <w:sz w:val="24"/>
-                <w:sz w:val="24"/>
-                <w:szCs w:val="24"/>
-                <w:u w:val="single"/>
-                <w:shd w:fill="auto" w:val="clear"/>
-                <w:vertAlign w:val="baseline"/>
-              </w:rPr>
-              <w:t>}</w:t>
+              <w:t xml:space="preserve"> A {diaEnd} DE {mes}  DE {ano}</w:t>
             </w:r>
           </w:p>
         </w:tc>
@@ -532,7 +212,7 @@
         </w:trPr>
         <w:tc>
           <w:tcPr>
-            <w:tcW w:w="1289" w:type="dxa"/>
+            <w:tcW w:w="1983" w:type="dxa"/>
             <w:tcBorders>
               <w:top w:val="single" w:sz="4" w:space="0" w:color="000000"/>
               <w:left w:val="single" w:sz="4" w:space="0" w:color="000000"/>
@@ -581,7 +261,7 @@
         </w:tc>
         <w:tc>
           <w:tcPr>
-            <w:tcW w:w="3330" w:type="dxa"/>
+            <w:tcW w:w="2636" w:type="dxa"/>
             <w:tcBorders>
               <w:top w:val="single" w:sz="4" w:space="0" w:color="000000"/>
               <w:left w:val="single" w:sz="4" w:space="0" w:color="000000"/>
@@ -831,7 +511,7 @@
         </w:trPr>
         <w:tc>
           <w:tcPr>
-            <w:tcW w:w="1289" w:type="dxa"/>
+            <w:tcW w:w="1983" w:type="dxa"/>
             <w:tcBorders>
               <w:top w:val="single" w:sz="4" w:space="0" w:color="000000"/>
               <w:left w:val="single" w:sz="4" w:space="0" w:color="000000"/>
@@ -978,7 +658,7 @@
         </w:tc>
         <w:tc>
           <w:tcPr>
-            <w:tcW w:w="3330" w:type="dxa"/>
+            <w:tcW w:w="2636" w:type="dxa"/>
             <w:tcBorders>
               <w:top w:val="single" w:sz="4" w:space="0" w:color="000000"/>
               <w:left w:val="single" w:sz="4" w:space="0" w:color="000000"/>
@@ -1183,7 +863,7 @@
         </w:trPr>
         <w:tc>
           <w:tcPr>
-            <w:tcW w:w="1289" w:type="dxa"/>
+            <w:tcW w:w="1983" w:type="dxa"/>
             <w:tcBorders>
               <w:top w:val="single" w:sz="4" w:space="0" w:color="000000"/>
               <w:left w:val="single" w:sz="4" w:space="0" w:color="000000"/>
@@ -1243,7 +923,7 @@
         </w:tc>
         <w:tc>
           <w:tcPr>
-            <w:tcW w:w="3330" w:type="dxa"/>
+            <w:tcW w:w="2636" w:type="dxa"/>
             <w:tcBorders>
               <w:top w:val="single" w:sz="4" w:space="0" w:color="000000"/>
               <w:left w:val="single" w:sz="4" w:space="0" w:color="000000"/>
@@ -1756,7 +1436,7 @@
         </w:trPr>
         <w:tc>
           <w:tcPr>
-            <w:tcW w:w="1289" w:type="dxa"/>
+            <w:tcW w:w="1983" w:type="dxa"/>
             <w:tcBorders>
               <w:top w:val="single" w:sz="4" w:space="0" w:color="000000"/>
               <w:left w:val="single" w:sz="4" w:space="0" w:color="000000"/>
@@ -1816,7 +1496,7 @@
         </w:tc>
         <w:tc>
           <w:tcPr>
-            <w:tcW w:w="3330" w:type="dxa"/>
+            <w:tcW w:w="2636" w:type="dxa"/>
             <w:tcBorders>
               <w:top w:val="single" w:sz="4" w:space="0" w:color="000000"/>
               <w:left w:val="single" w:sz="4" w:space="0" w:color="000000"/>
@@ -4704,7 +4384,7 @@
       </w:tr>
       <w:tr>
         <w:trPr>
-          <w:trHeight w:val="3911" w:hRule="atLeast"/>
+          <w:trHeight w:val="4789" w:hRule="atLeast"/>
         </w:trPr>
         <w:tc>
           <w:tcPr>
@@ -5219,44 +4899,6 @@
                 <w:u w:val="none"/>
                 <w:shd w:fill="auto" w:val="clear"/>
                 <w:vertAlign w:val="baseline"/>
-              </w:rPr>
-            </w:pPr>
-            <w:r>
-              <w:rPr>
-                <w:rFonts w:eastAsia="Times New Roman" w:cs="Times New Roman" w:ascii="Arial" w:hAnsi="Arial"/>
-                <w:b w:val="false"/>
-                <w:i w:val="false"/>
-                <w:caps w:val="false"/>
-                <w:smallCaps w:val="false"/>
-                <w:strike w:val="false"/>
-                <w:dstrike w:val="false"/>
-                <w:color w:val="000000"/>
-                <w:position w:val="0"/>
-                <w:sz w:val="24"/>
-                <w:sz w:val="24"/>
-                <w:szCs w:val="24"/>
-                <w:u w:val="none"/>
-                <w:shd w:fill="auto" w:val="clear"/>
-                <w:vertAlign w:val="baseline"/>
-              </w:rPr>
-            </w:r>
-          </w:p>
-          <w:p>
-            <w:pPr>
-              <w:pStyle w:val="normal1"/>
-              <w:keepNext w:val="false"/>
-              <w:keepLines w:val="false"/>
-              <w:widowControl w:val="false"/>
-              <w:shd w:val="clear" w:fill="auto"/>
-              <w:spacing w:lineRule="auto" w:line="240" w:before="0" w:after="0"/>
-              <w:ind w:hanging="0" w:left="105" w:right="114"/>
-              <w:jc w:val="center"/>
-              <w:rPr>
-                <w:rFonts w:ascii="Arial" w:hAnsi="Arial"/>
-                <w:b/>
-                <w:color w:val="000000"/>
-                <w:sz w:val="24"/>
-                <w:szCs w:val="24"/>
               </w:rPr>
             </w:pPr>
             <w:r>
@@ -10406,15 +10048,6 @@
     </w:p>
     <w:p>
       <w:pPr>
-        <w:sectPr>
-          <w:type w:val="nextPage"/>
-          <w:pgSz w:orient="landscape" w:w="16838" w:h="11906"/>
-          <w:pgMar w:left="520" w:right="560" w:gutter="0" w:header="0" w:top="720" w:footer="0" w:bottom="280"/>
-          <w:pgNumType w:fmt="decimal"/>
-          <w:formProt w:val="false"/>
-          <w:textDirection w:val="lrTb"/>
-          <w:docGrid w:type="default" w:linePitch="100" w:charSpace="0"/>
-        </w:sectPr>
         <w:pStyle w:val="normal1"/>
         <w:keepNext w:val="false"/>
         <w:keepLines w:val="false"/>
@@ -10441,63 +10074,11 @@
         </w:rPr>
         <w:t>Os espaços explorados, podem sofrer alterações conforme as mudanças climáticas.</w:t>
       </w:r>
-      <w:r>
-        <w:br w:type="page"/>
-      </w:r>
-    </w:p>
-    <w:p>
-      <w:pPr>
-        <w:pStyle w:val="normal1"/>
-        <w:keepNext w:val="false"/>
-        <w:keepLines w:val="false"/>
-        <w:widowControl w:val="false"/>
-        <w:shd w:val="clear" w:fill="auto"/>
-        <w:spacing w:lineRule="auto" w:line="240" w:before="0" w:after="0"/>
-        <w:ind w:hanging="0" w:left="0" w:right="0"/>
-        <w:jc w:val="left"/>
-        <w:rPr>
-          <w:rFonts w:ascii="Calibri" w:hAnsi="Calibri" w:eastAsia="Calibri" w:cs="Calibri"/>
-          <w:b/>
-          <w:i w:val="false"/>
-          <w:i w:val="false"/>
-          <w:caps w:val="false"/>
-          <w:smallCaps w:val="false"/>
-          <w:strike w:val="false"/>
-          <w:dstrike w:val="false"/>
-          <w:color w:val="000000"/>
-          <w:position w:val="0"/>
-          <w:sz w:val="16"/>
-          <w:sz w:val="16"/>
-          <w:szCs w:val="16"/>
-          <w:u w:val="none"/>
-          <w:shd w:fill="auto" w:val="clear"/>
-          <w:vertAlign w:val="baseline"/>
-        </w:rPr>
-      </w:pPr>
-      <w:r>
-        <w:rPr>
-          <w:rFonts w:eastAsia="Calibri" w:cs="Calibri"/>
-          <w:b/>
-          <w:i w:val="false"/>
-          <w:caps w:val="false"/>
-          <w:smallCaps w:val="false"/>
-          <w:strike w:val="false"/>
-          <w:dstrike w:val="false"/>
-          <w:color w:val="000000"/>
-          <w:position w:val="0"/>
-          <w:sz w:val="16"/>
-          <w:sz w:val="16"/>
-          <w:szCs w:val="16"/>
-          <w:u w:val="none"/>
-          <w:shd w:fill="auto" w:val="clear"/>
-          <w:vertAlign w:val="baseline"/>
-        </w:rPr>
-      </w:r>
     </w:p>
     <w:sectPr>
       <w:type w:val="nextPage"/>
       <w:pgSz w:orient="landscape" w:w="16838" w:h="11906"/>
-      <w:pgMar w:left="520" w:right="560" w:gutter="0" w:header="0" w:top="1100" w:footer="0" w:bottom="280"/>
+      <w:pgMar w:left="520" w:right="560" w:gutter="0" w:header="0" w:top="720" w:footer="0" w:bottom="280"/>
       <w:pgNumType w:fmt="decimal"/>
       <w:formProt w:val="false"/>
       <w:textDirection w:val="lrTb"/>

--- a/public/planejamentoSemanal7.docx
+++ b/public/planejamentoSemanal7.docx
@@ -68,8 +68,8 @@
         <w:tblLook w:val="0000"/>
       </w:tblPr>
       <w:tblGrid>
-        <w:gridCol w:w="1983"/>
-        <w:gridCol w:w="2636"/>
+        <w:gridCol w:w="1260"/>
+        <w:gridCol w:w="3359"/>
         <w:gridCol w:w="2881"/>
         <w:gridCol w:w="2624"/>
         <w:gridCol w:w="2775"/>
@@ -212,7 +212,7 @@
         </w:trPr>
         <w:tc>
           <w:tcPr>
-            <w:tcW w:w="1983" w:type="dxa"/>
+            <w:tcW w:w="1260" w:type="dxa"/>
             <w:tcBorders>
               <w:top w:val="single" w:sz="4" w:space="0" w:color="000000"/>
               <w:left w:val="single" w:sz="4" w:space="0" w:color="000000"/>
@@ -261,7 +261,7 @@
         </w:tc>
         <w:tc>
           <w:tcPr>
-            <w:tcW w:w="2636" w:type="dxa"/>
+            <w:tcW w:w="3359" w:type="dxa"/>
             <w:tcBorders>
               <w:top w:val="single" w:sz="4" w:space="0" w:color="000000"/>
               <w:left w:val="single" w:sz="4" w:space="0" w:color="000000"/>
@@ -511,7 +511,7 @@
         </w:trPr>
         <w:tc>
           <w:tcPr>
-            <w:tcW w:w="1983" w:type="dxa"/>
+            <w:tcW w:w="1260" w:type="dxa"/>
             <w:tcBorders>
               <w:top w:val="single" w:sz="4" w:space="0" w:color="000000"/>
               <w:left w:val="single" w:sz="4" w:space="0" w:color="000000"/>
@@ -658,7 +658,7 @@
         </w:tc>
         <w:tc>
           <w:tcPr>
-            <w:tcW w:w="2636" w:type="dxa"/>
+            <w:tcW w:w="3359" w:type="dxa"/>
             <w:tcBorders>
               <w:top w:val="single" w:sz="4" w:space="0" w:color="000000"/>
               <w:left w:val="single" w:sz="4" w:space="0" w:color="000000"/>
@@ -863,7 +863,7 @@
         </w:trPr>
         <w:tc>
           <w:tcPr>
-            <w:tcW w:w="1983" w:type="dxa"/>
+            <w:tcW w:w="1260" w:type="dxa"/>
             <w:tcBorders>
               <w:top w:val="single" w:sz="4" w:space="0" w:color="000000"/>
               <w:left w:val="single" w:sz="4" w:space="0" w:color="000000"/>
@@ -923,7 +923,7 @@
         </w:tc>
         <w:tc>
           <w:tcPr>
-            <w:tcW w:w="2636" w:type="dxa"/>
+            <w:tcW w:w="3359" w:type="dxa"/>
             <w:tcBorders>
               <w:top w:val="single" w:sz="4" w:space="0" w:color="000000"/>
               <w:left w:val="single" w:sz="4" w:space="0" w:color="000000"/>
@@ -1436,7 +1436,7 @@
         </w:trPr>
         <w:tc>
           <w:tcPr>
-            <w:tcW w:w="1983" w:type="dxa"/>
+            <w:tcW w:w="1260" w:type="dxa"/>
             <w:tcBorders>
               <w:top w:val="single" w:sz="4" w:space="0" w:color="000000"/>
               <w:left w:val="single" w:sz="4" w:space="0" w:color="000000"/>
@@ -1496,7 +1496,7 @@
         </w:tc>
         <w:tc>
           <w:tcPr>
-            <w:tcW w:w="2636" w:type="dxa"/>
+            <w:tcW w:w="3359" w:type="dxa"/>
             <w:tcBorders>
               <w:top w:val="single" w:sz="4" w:space="0" w:color="000000"/>
               <w:left w:val="single" w:sz="4" w:space="0" w:color="000000"/>
@@ -4088,58 +4088,21 @@
                 <w:sz w:val="24"/>
                 <w:szCs w:val="24"/>
               </w:rPr>
-              <w:t xml:space="preserve">Atividade 01: </w:t>
-            </w:r>
-            <w:r>
-              <w:rPr>
-                <w:rFonts w:ascii="Arial" w:hAnsi="Arial"/>
-                <w:b w:val="false"/>
-                <w:bCs w:val="false"/>
-                <w:color w:val="000000"/>
-                <w:sz w:val="24"/>
-                <w:szCs w:val="24"/>
-              </w:rPr>
-              <w:t>{atividade1_1}</w:t>
-            </w:r>
-          </w:p>
-        </w:tc>
-        <w:tc>
-          <w:tcPr>
-            <w:tcW w:w="2881" w:type="dxa"/>
-            <w:tcBorders>
-              <w:top w:val="single" w:sz="4" w:space="0" w:color="000000"/>
-              <w:left w:val="single" w:sz="4" w:space="0" w:color="000000"/>
-              <w:bottom w:val="single" w:sz="4" w:space="0" w:color="000000"/>
-              <w:right w:val="single" w:sz="4" w:space="0" w:color="000000"/>
-            </w:tcBorders>
-          </w:tcPr>
-          <w:p>
-            <w:pPr>
-              <w:pStyle w:val="normal1"/>
-              <w:keepNext w:val="false"/>
-              <w:keepLines w:val="false"/>
-              <w:widowControl w:val="false"/>
-              <w:shd w:val="clear" w:fill="auto"/>
+              <w:t>Atividades:</w:t>
+            </w:r>
+          </w:p>
+          <w:p>
+            <w:pPr>
+              <w:pStyle w:val="normal1"/>
               <w:spacing w:lineRule="auto" w:line="240" w:before="201" w:after="0"/>
               <w:ind w:hanging="0" w:left="108" w:right="899"/>
-              <w:jc w:val="left"/>
-              <w:rPr>
-                <w:rFonts w:ascii="Arial" w:hAnsi="Arial"/>
-                <w:color w:val="000000"/>
-                <w:sz w:val="24"/>
-                <w:szCs w:val="24"/>
-              </w:rPr>
-            </w:pPr>
-            <w:r>
-              <w:rPr>
-                <w:rFonts w:ascii="Arial" w:hAnsi="Arial"/>
-                <w:b/>
-                <w:color w:val="000000"/>
-                <w:sz w:val="24"/>
-                <w:szCs w:val="24"/>
-              </w:rPr>
-              <w:t xml:space="preserve">Atividade 01: </w:t>
-            </w:r>
+              <w:rPr>
+                <w:rFonts w:ascii="Arial" w:hAnsi="Arial"/>
+                <w:color w:val="000000"/>
+                <w:sz w:val="24"/>
+                <w:szCs w:val="24"/>
+              </w:rPr>
+            </w:pPr>
             <w:r>
               <w:rPr>
                 <w:rFonts w:ascii="Arial" w:hAnsi="Arial"/>
@@ -4149,7 +4112,73 @@
                 <w:sz w:val="24"/>
                 <w:szCs w:val="24"/>
               </w:rPr>
-              <w:t>{atividade2_1}</w:t>
+              <w:t>{atividade1}</w:t>
+            </w:r>
+          </w:p>
+        </w:tc>
+        <w:tc>
+          <w:tcPr>
+            <w:tcW w:w="2881" w:type="dxa"/>
+            <w:tcBorders>
+              <w:top w:val="single" w:sz="4" w:space="0" w:color="000000"/>
+              <w:left w:val="single" w:sz="4" w:space="0" w:color="000000"/>
+              <w:bottom w:val="single" w:sz="4" w:space="0" w:color="000000"/>
+              <w:right w:val="single" w:sz="4" w:space="0" w:color="000000"/>
+            </w:tcBorders>
+          </w:tcPr>
+          <w:p>
+            <w:pPr>
+              <w:pStyle w:val="normal1"/>
+              <w:keepNext w:val="false"/>
+              <w:keepLines w:val="false"/>
+              <w:widowControl w:val="false"/>
+              <w:shd w:val="clear" w:fill="auto"/>
+              <w:spacing w:lineRule="auto" w:line="240" w:before="201" w:after="0"/>
+              <w:ind w:hanging="0" w:left="108" w:right="899"/>
+              <w:jc w:val="left"/>
+              <w:rPr>
+                <w:rFonts w:ascii="Arial" w:hAnsi="Arial"/>
+                <w:color w:val="000000"/>
+                <w:sz w:val="24"/>
+                <w:szCs w:val="24"/>
+              </w:rPr>
+            </w:pPr>
+            <w:r>
+              <w:rPr>
+                <w:rFonts w:ascii="Arial" w:hAnsi="Arial"/>
+                <w:b/>
+                <w:color w:val="000000"/>
+                <w:sz w:val="24"/>
+                <w:szCs w:val="24"/>
+              </w:rPr>
+              <w:t>Atividades:</w:t>
+            </w:r>
+          </w:p>
+          <w:p>
+            <w:pPr>
+              <w:pStyle w:val="normal1"/>
+              <w:widowControl w:val="false"/>
+              <w:shd w:val="clear" w:fill="auto"/>
+              <w:spacing w:lineRule="auto" w:line="240" w:before="201" w:after="0"/>
+              <w:ind w:hanging="0" w:left="108" w:right="899"/>
+              <w:jc w:val="left"/>
+              <w:rPr>
+                <w:rFonts w:ascii="Arial" w:hAnsi="Arial"/>
+                <w:color w:val="000000"/>
+                <w:sz w:val="24"/>
+                <w:szCs w:val="24"/>
+              </w:rPr>
+            </w:pPr>
+            <w:r>
+              <w:rPr>
+                <w:rFonts w:ascii="Arial" w:hAnsi="Arial"/>
+                <w:b w:val="false"/>
+                <w:bCs w:val="false"/>
+                <w:color w:val="000000"/>
+                <w:sz w:val="24"/>
+                <w:szCs w:val="24"/>
+              </w:rPr>
+              <w:t>{atividade2}</w:t>
             </w:r>
           </w:p>
         </w:tc>
@@ -4215,8 +4244,48 @@
                 <w:sz w:val="24"/>
                 <w:szCs w:val="24"/>
               </w:rPr>
-              <w:t>Atividade 01:</w:t>
-            </w:r>
+              <w:t>Atividades:</w:t>
+            </w:r>
+          </w:p>
+          <w:p>
+            <w:pPr>
+              <w:pStyle w:val="normal1"/>
+              <w:widowControl w:val="false"/>
+              <w:shd w:val="clear" w:fill="auto"/>
+              <w:spacing w:lineRule="auto" w:line="235" w:before="0" w:after="0"/>
+              <w:ind w:hanging="0" w:left="102" w:right="0"/>
+              <w:jc w:val="left"/>
+              <w:rPr>
+                <w:rFonts w:ascii="Arial" w:hAnsi="Arial"/>
+                <w:color w:val="000000"/>
+                <w:sz w:val="24"/>
+                <w:szCs w:val="24"/>
+              </w:rPr>
+            </w:pPr>
+            <w:r>
+              <w:rPr>
+                <w:rFonts w:ascii="Arial" w:hAnsi="Arial"/>
+                <w:color w:val="000000"/>
+                <w:sz w:val="24"/>
+                <w:szCs w:val="24"/>
+              </w:rPr>
+            </w:r>
+          </w:p>
+          <w:p>
+            <w:pPr>
+              <w:pStyle w:val="normal1"/>
+              <w:widowControl w:val="false"/>
+              <w:shd w:val="clear" w:fill="auto"/>
+              <w:spacing w:lineRule="auto" w:line="235" w:before="0" w:after="0"/>
+              <w:ind w:hanging="0" w:left="102" w:right="0"/>
+              <w:jc w:val="left"/>
+              <w:rPr>
+                <w:rFonts w:ascii="Arial" w:hAnsi="Arial"/>
+                <w:color w:val="000000"/>
+                <w:sz w:val="24"/>
+                <w:szCs w:val="24"/>
+              </w:rPr>
+            </w:pPr>
             <w:r>
               <w:rPr>
                 <w:rFonts w:eastAsia="Arial" w:cs="Arial" w:ascii="Arial" w:hAnsi="Arial"/>
@@ -4224,7 +4293,7 @@
                 <w:sz w:val="24"/>
                 <w:szCs w:val="24"/>
               </w:rPr>
-              <w:t xml:space="preserve"> {atividade3_1}</w:t>
+              <w:t>{atividade3}</w:t>
             </w:r>
           </w:p>
         </w:tc>
@@ -4312,8 +4381,48 @@
                 <w:sz w:val="24"/>
                 <w:szCs w:val="24"/>
               </w:rPr>
-              <w:t xml:space="preserve">atividade 01: </w:t>
-            </w:r>
+              <w:t>Atividades:</w:t>
+            </w:r>
+          </w:p>
+          <w:p>
+            <w:pPr>
+              <w:pStyle w:val="normal1"/>
+              <w:widowControl w:val="false"/>
+              <w:shd w:val="clear" w:fill="auto"/>
+              <w:spacing w:lineRule="auto" w:line="240" w:before="0" w:after="0"/>
+              <w:ind w:hanging="0" w:left="0" w:right="339"/>
+              <w:jc w:val="left"/>
+              <w:rPr>
+                <w:rFonts w:ascii="Arial" w:hAnsi="Arial"/>
+                <w:color w:val="000000"/>
+                <w:sz w:val="24"/>
+                <w:szCs w:val="24"/>
+              </w:rPr>
+            </w:pPr>
+            <w:r>
+              <w:rPr>
+                <w:rFonts w:ascii="Arial" w:hAnsi="Arial"/>
+                <w:color w:val="000000"/>
+                <w:sz w:val="24"/>
+                <w:szCs w:val="24"/>
+              </w:rPr>
+            </w:r>
+          </w:p>
+          <w:p>
+            <w:pPr>
+              <w:pStyle w:val="normal1"/>
+              <w:widowControl w:val="false"/>
+              <w:shd w:val="clear" w:fill="auto"/>
+              <w:spacing w:lineRule="auto" w:line="240" w:before="0" w:after="0"/>
+              <w:ind w:hanging="0" w:left="0" w:right="339"/>
+              <w:jc w:val="left"/>
+              <w:rPr>
+                <w:rFonts w:ascii="Arial" w:hAnsi="Arial"/>
+                <w:color w:val="000000"/>
+                <w:sz w:val="24"/>
+                <w:szCs w:val="24"/>
+              </w:rPr>
+            </w:pPr>
             <w:r>
               <w:rPr>
                 <w:rFonts w:ascii="Arial" w:hAnsi="Arial"/>
@@ -4323,7 +4432,7 @@
                 <w:sz w:val="24"/>
                 <w:szCs w:val="24"/>
               </w:rPr>
-              <w:t>{atividade4_1}</w:t>
+              <w:t>{atividade4}</w:t>
             </w:r>
             <w:r>
               <w:rPr>
@@ -4366,8 +4475,40 @@
                 <w:sz w:val="24"/>
                 <w:szCs w:val="24"/>
               </w:rPr>
-              <w:t xml:space="preserve">atividade 01: </w:t>
-            </w:r>
+              <w:t>Atividades:</w:t>
+            </w:r>
+          </w:p>
+          <w:p>
+            <w:pPr>
+              <w:pStyle w:val="normal1"/>
+              <w:ind w:right="339"/>
+              <w:rPr>
+                <w:rFonts w:ascii="Arial" w:hAnsi="Arial"/>
+                <w:color w:val="000000"/>
+                <w:sz w:val="24"/>
+                <w:szCs w:val="24"/>
+              </w:rPr>
+            </w:pPr>
+            <w:r>
+              <w:rPr>
+                <w:rFonts w:ascii="Arial" w:hAnsi="Arial"/>
+                <w:color w:val="000000"/>
+                <w:sz w:val="24"/>
+                <w:szCs w:val="24"/>
+              </w:rPr>
+            </w:r>
+          </w:p>
+          <w:p>
+            <w:pPr>
+              <w:pStyle w:val="normal1"/>
+              <w:ind w:right="339"/>
+              <w:rPr>
+                <w:rFonts w:ascii="Arial" w:hAnsi="Arial"/>
+                <w:color w:val="000000"/>
+                <w:sz w:val="24"/>
+                <w:szCs w:val="24"/>
+              </w:rPr>
+            </w:pPr>
             <w:r>
               <w:rPr>
                 <w:rFonts w:ascii="Arial" w:hAnsi="Arial"/>
@@ -4377,538 +4518,7 @@
                 <w:sz w:val="24"/>
                 <w:szCs w:val="24"/>
               </w:rPr>
-              <w:t>{atividade5_1}</w:t>
-            </w:r>
-          </w:p>
-        </w:tc>
-      </w:tr>
-      <w:tr>
-        <w:trPr>
-          <w:trHeight w:val="4789" w:hRule="atLeast"/>
-        </w:trPr>
-        <w:tc>
-          <w:tcPr>
-            <w:tcW w:w="1284" w:type="dxa"/>
-            <w:tcBorders>
-              <w:top w:val="single" w:sz="4" w:space="0" w:color="000000"/>
-              <w:left w:val="single" w:sz="4" w:space="0" w:color="000000"/>
-              <w:bottom w:val="single" w:sz="4" w:space="0" w:color="000000"/>
-              <w:right w:val="single" w:sz="4" w:space="0" w:color="000000"/>
-            </w:tcBorders>
-          </w:tcPr>
-          <w:p>
-            <w:pPr>
-              <w:pStyle w:val="normal1"/>
-              <w:spacing w:lineRule="auto" w:line="209"/>
-              <w:ind w:hanging="0" w:left="172" w:right="168"/>
-              <w:jc w:val="center"/>
-              <w:rPr>
-                <w:rFonts w:ascii="Arial" w:hAnsi="Arial"/>
-                <w:color w:val="000000"/>
-                <w:sz w:val="24"/>
-                <w:szCs w:val="24"/>
-              </w:rPr>
-            </w:pPr>
-            <w:r>
-              <w:rPr>
-                <w:rFonts w:ascii="Arial" w:hAnsi="Arial"/>
-                <w:b/>
-                <w:color w:val="000000"/>
-                <w:sz w:val="24"/>
-                <w:szCs w:val="24"/>
-              </w:rPr>
-              <w:t>15H00 ÀS</w:t>
-            </w:r>
-          </w:p>
-          <w:p>
-            <w:pPr>
-              <w:pStyle w:val="normal1"/>
-              <w:spacing w:lineRule="auto" w:line="211"/>
-              <w:ind w:hanging="0" w:left="169" w:right="168"/>
-              <w:jc w:val="center"/>
-              <w:rPr>
-                <w:rFonts w:ascii="Arial" w:hAnsi="Arial"/>
-                <w:color w:val="000000"/>
-                <w:sz w:val="24"/>
-                <w:szCs w:val="24"/>
-              </w:rPr>
-            </w:pPr>
-            <w:r>
-              <w:rPr>
-                <w:rFonts w:ascii="Arial" w:hAnsi="Arial"/>
-                <w:b/>
-                <w:color w:val="000000"/>
-                <w:sz w:val="24"/>
-                <w:szCs w:val="24"/>
-              </w:rPr>
-              <w:t>15H30</w:t>
-            </w:r>
-          </w:p>
-        </w:tc>
-        <w:tc>
-          <w:tcPr>
-            <w:tcW w:w="3329" w:type="dxa"/>
-            <w:tcBorders>
-              <w:top w:val="single" w:sz="4" w:space="0" w:color="000000"/>
-              <w:left w:val="single" w:sz="4" w:space="0" w:color="000000"/>
-              <w:bottom w:val="single" w:sz="4" w:space="0" w:color="000000"/>
-              <w:right w:val="single" w:sz="4" w:space="0" w:color="000000"/>
-            </w:tcBorders>
-          </w:tcPr>
-          <w:p>
-            <w:pPr>
-              <w:pStyle w:val="normal1"/>
-              <w:spacing w:lineRule="auto" w:line="266"/>
-              <w:rPr>
-                <w:rFonts w:ascii="Arial" w:hAnsi="Arial"/>
-                <w:color w:val="000000"/>
-                <w:sz w:val="24"/>
-                <w:szCs w:val="24"/>
-              </w:rPr>
-            </w:pPr>
-            <w:r>
-              <w:rPr>
-                <w:rFonts w:eastAsia="Arial" w:cs="Arial" w:ascii="Arial" w:hAnsi="Arial"/>
-                <w:b/>
-                <w:bCs/>
-                <w:color w:val="000000"/>
-                <w:sz w:val="24"/>
-                <w:szCs w:val="24"/>
-              </w:rPr>
-              <w:t>Atividade 02:</w:t>
-            </w:r>
-            <w:r>
-              <w:rPr>
-                <w:rFonts w:eastAsia="Arial" w:cs="Arial" w:ascii="Arial" w:hAnsi="Arial"/>
-                <w:color w:val="000000"/>
-                <w:sz w:val="24"/>
-                <w:szCs w:val="24"/>
-              </w:rPr>
-              <w:t xml:space="preserve"> {atividade1_2}</w:t>
-            </w:r>
-          </w:p>
-          <w:p>
-            <w:pPr>
-              <w:pStyle w:val="normal1"/>
-              <w:spacing w:lineRule="auto" w:line="266"/>
-              <w:rPr>
-                <w:rFonts w:ascii="Arial" w:hAnsi="Arial" w:eastAsia="Arial" w:cs="Arial"/>
-                <w:color w:val="000000"/>
-                <w:sz w:val="24"/>
-                <w:szCs w:val="24"/>
-              </w:rPr>
-            </w:pPr>
-            <w:r>
-              <w:rPr>
-                <w:rFonts w:eastAsia="Arial" w:cs="Arial" w:ascii="Arial" w:hAnsi="Arial"/>
-                <w:color w:val="000000"/>
-                <w:sz w:val="24"/>
-                <w:szCs w:val="24"/>
-              </w:rPr>
-            </w:r>
-          </w:p>
-        </w:tc>
-        <w:tc>
-          <w:tcPr>
-            <w:tcW w:w="2881" w:type="dxa"/>
-            <w:tcBorders>
-              <w:top w:val="single" w:sz="4" w:space="0" w:color="000000"/>
-              <w:left w:val="single" w:sz="4" w:space="0" w:color="000000"/>
-              <w:bottom w:val="single" w:sz="4" w:space="0" w:color="000000"/>
-              <w:right w:val="single" w:sz="4" w:space="0" w:color="000000"/>
-            </w:tcBorders>
-          </w:tcPr>
-          <w:p>
-            <w:pPr>
-              <w:pStyle w:val="normal1"/>
-              <w:keepNext w:val="false"/>
-              <w:keepLines w:val="false"/>
-              <w:widowControl w:val="false"/>
-              <w:shd w:val="clear" w:fill="auto"/>
-              <w:spacing w:lineRule="auto" w:line="266" w:before="0" w:after="0"/>
-              <w:ind w:hanging="0" w:left="0" w:right="0"/>
-              <w:jc w:val="left"/>
-              <w:rPr>
-                <w:rFonts w:ascii="Arial" w:hAnsi="Arial" w:eastAsia="Times New Roman" w:cs="Times New Roman"/>
-                <w:color w:val="000000"/>
-                <w:sz w:val="24"/>
-                <w:szCs w:val="24"/>
-              </w:rPr>
-            </w:pPr>
-            <w:r>
-              <w:rPr>
-                <w:rFonts w:eastAsia="Times New Roman" w:cs="Times New Roman" w:ascii="Arial" w:hAnsi="Arial"/>
-                <w:color w:val="000000"/>
-                <w:sz w:val="24"/>
-                <w:szCs w:val="24"/>
-              </w:rPr>
-            </w:r>
-          </w:p>
-          <w:p>
-            <w:pPr>
-              <w:pStyle w:val="normal1"/>
-              <w:keepNext w:val="false"/>
-              <w:keepLines w:val="false"/>
-              <w:widowControl w:val="false"/>
-              <w:shd w:val="clear" w:fill="auto"/>
-              <w:spacing w:lineRule="auto" w:line="266" w:before="0" w:after="0"/>
-              <w:ind w:hanging="0" w:left="0" w:right="0"/>
-              <w:jc w:val="left"/>
-              <w:rPr>
-                <w:rFonts w:ascii="Arial" w:hAnsi="Arial"/>
-                <w:color w:val="000000"/>
-                <w:sz w:val="24"/>
-                <w:szCs w:val="24"/>
-              </w:rPr>
-            </w:pPr>
-            <w:r>
-              <w:rPr>
-                <w:rFonts w:eastAsia="Arial" w:cs="Arial" w:ascii="Arial" w:hAnsi="Arial"/>
-                <w:b/>
-                <w:bCs/>
-                <w:color w:val="000000"/>
-                <w:sz w:val="24"/>
-                <w:szCs w:val="24"/>
-              </w:rPr>
-              <w:t>Atividade 02:</w:t>
-            </w:r>
-            <w:r>
-              <w:rPr>
-                <w:rFonts w:eastAsia="Arial" w:cs="Arial" w:ascii="Arial" w:hAnsi="Arial"/>
-                <w:color w:val="000000"/>
-                <w:sz w:val="24"/>
-                <w:szCs w:val="24"/>
-              </w:rPr>
-              <w:t xml:space="preserve"> {atividade2_2}</w:t>
-            </w:r>
-          </w:p>
-        </w:tc>
-        <w:tc>
-          <w:tcPr>
-            <w:tcW w:w="2615" w:type="dxa"/>
-            <w:tcBorders>
-              <w:top w:val="single" w:sz="4" w:space="0" w:color="000000"/>
-              <w:left w:val="single" w:sz="4" w:space="0" w:color="000000"/>
-              <w:bottom w:val="single" w:sz="4" w:space="0" w:color="000000"/>
-              <w:right w:val="single" w:sz="4" w:space="0" w:color="000000"/>
-            </w:tcBorders>
-          </w:tcPr>
-          <w:p>
-            <w:pPr>
-              <w:pStyle w:val="normal1"/>
-              <w:keepNext w:val="false"/>
-              <w:keepLines w:val="false"/>
-              <w:widowControl w:val="false"/>
-              <w:shd w:val="clear" w:fill="auto"/>
-              <w:spacing w:lineRule="auto" w:line="240" w:before="4" w:after="0"/>
-              <w:ind w:hanging="0" w:left="0" w:right="0"/>
-              <w:jc w:val="left"/>
-              <w:rPr>
-                <w:rFonts w:ascii="Arial" w:hAnsi="Arial" w:eastAsia="Times New Roman" w:cs="Times New Roman"/>
-                <w:b w:val="false"/>
-                <w:i w:val="false"/>
-                <w:i w:val="false"/>
-                <w:caps w:val="false"/>
-                <w:smallCaps w:val="false"/>
-                <w:strike w:val="false"/>
-                <w:dstrike w:val="false"/>
-                <w:color w:val="000000"/>
-                <w:position w:val="0"/>
-                <w:sz w:val="24"/>
-                <w:sz w:val="24"/>
-                <w:szCs w:val="24"/>
-                <w:u w:val="none"/>
-                <w:shd w:fill="auto" w:val="clear"/>
-                <w:vertAlign w:val="baseline"/>
-              </w:rPr>
-            </w:pPr>
-            <w:r>
-              <w:rPr>
-                <w:rFonts w:eastAsia="Times New Roman" w:cs="Times New Roman" w:ascii="Arial" w:hAnsi="Arial"/>
-                <w:b w:val="false"/>
-                <w:i w:val="false"/>
-                <w:caps w:val="false"/>
-                <w:smallCaps w:val="false"/>
-                <w:strike w:val="false"/>
-                <w:dstrike w:val="false"/>
-                <w:color w:val="000000"/>
-                <w:position w:val="0"/>
-                <w:sz w:val="24"/>
-                <w:sz w:val="24"/>
-                <w:szCs w:val="24"/>
-                <w:u w:val="none"/>
-                <w:shd w:fill="auto" w:val="clear"/>
-                <w:vertAlign w:val="baseline"/>
-              </w:rPr>
-            </w:r>
-          </w:p>
-          <w:p>
-            <w:pPr>
-              <w:pStyle w:val="normal1"/>
-              <w:spacing w:lineRule="auto" w:line="235"/>
-              <w:ind w:hanging="0" w:left="102"/>
-              <w:rPr>
-                <w:rFonts w:ascii="Arial" w:hAnsi="Arial"/>
-                <w:color w:val="000000"/>
-                <w:sz w:val="24"/>
-                <w:szCs w:val="24"/>
-              </w:rPr>
-            </w:pPr>
-            <w:r>
-              <w:rPr>
-                <w:rFonts w:eastAsia="Arial" w:cs="Arial" w:ascii="Arial" w:hAnsi="Arial"/>
-                <w:b/>
-                <w:color w:val="000000"/>
-                <w:sz w:val="24"/>
-                <w:szCs w:val="24"/>
-              </w:rPr>
-              <w:t xml:space="preserve">Atividade 02: </w:t>
-            </w:r>
-            <w:r>
-              <w:rPr>
-                <w:rFonts w:eastAsia="Arial" w:cs="Arial" w:ascii="Arial" w:hAnsi="Arial"/>
-                <w:b w:val="false"/>
-                <w:bCs w:val="false"/>
-                <w:color w:val="000000"/>
-                <w:sz w:val="24"/>
-                <w:szCs w:val="24"/>
-              </w:rPr>
-              <w:t>{atividade3_2}</w:t>
-            </w:r>
-          </w:p>
-        </w:tc>
-        <w:tc>
-          <w:tcPr>
-            <w:tcW w:w="2788" w:type="dxa"/>
-            <w:tcBorders>
-              <w:top w:val="single" w:sz="4" w:space="0" w:color="000000"/>
-              <w:left w:val="single" w:sz="4" w:space="0" w:color="000000"/>
-              <w:bottom w:val="single" w:sz="4" w:space="0" w:color="000000"/>
-              <w:right w:val="single" w:sz="4" w:space="0" w:color="000000"/>
-            </w:tcBorders>
-          </w:tcPr>
-          <w:p>
-            <w:pPr>
-              <w:pStyle w:val="normal1"/>
-              <w:keepNext w:val="false"/>
-              <w:keepLines w:val="false"/>
-              <w:widowControl w:val="false"/>
-              <w:shd w:val="clear" w:fill="auto"/>
-              <w:spacing w:lineRule="auto" w:line="240" w:before="5" w:after="0"/>
-              <w:ind w:hanging="0" w:left="0" w:right="0"/>
-              <w:jc w:val="left"/>
-              <w:rPr>
-                <w:rFonts w:ascii="Arial" w:hAnsi="Arial" w:eastAsia="Times New Roman" w:cs="Times New Roman"/>
-                <w:b w:val="false"/>
-                <w:i w:val="false"/>
-                <w:i w:val="false"/>
-                <w:caps w:val="false"/>
-                <w:smallCaps w:val="false"/>
-                <w:strike w:val="false"/>
-                <w:dstrike w:val="false"/>
-                <w:color w:val="000000"/>
-                <w:position w:val="0"/>
-                <w:sz w:val="24"/>
-                <w:sz w:val="24"/>
-                <w:szCs w:val="24"/>
-                <w:u w:val="none"/>
-                <w:shd w:fill="auto" w:val="clear"/>
-                <w:vertAlign w:val="baseline"/>
-              </w:rPr>
-            </w:pPr>
-            <w:r>
-              <w:rPr>
-                <w:rFonts w:eastAsia="Times New Roman" w:cs="Times New Roman" w:ascii="Arial" w:hAnsi="Arial"/>
-                <w:b w:val="false"/>
-                <w:i w:val="false"/>
-                <w:caps w:val="false"/>
-                <w:smallCaps w:val="false"/>
-                <w:strike w:val="false"/>
-                <w:dstrike w:val="false"/>
-                <w:color w:val="000000"/>
-                <w:position w:val="0"/>
-                <w:sz w:val="24"/>
-                <w:sz w:val="24"/>
-                <w:szCs w:val="24"/>
-                <w:u w:val="none"/>
-                <w:shd w:fill="auto" w:val="clear"/>
-                <w:vertAlign w:val="baseline"/>
-              </w:rPr>
-            </w:r>
-          </w:p>
-          <w:p>
-            <w:pPr>
-              <w:pStyle w:val="normal1"/>
-              <w:keepNext w:val="false"/>
-              <w:keepLines w:val="false"/>
-              <w:widowControl w:val="false"/>
-              <w:shd w:val="clear" w:fill="auto"/>
-              <w:spacing w:lineRule="auto" w:line="240" w:before="189" w:after="0"/>
-              <w:ind w:hanging="0" w:left="112" w:right="109"/>
-              <w:jc w:val="left"/>
-              <w:rPr>
-                <w:rFonts w:ascii="Arial" w:hAnsi="Arial"/>
-                <w:color w:val="000000"/>
-                <w:sz w:val="24"/>
-                <w:szCs w:val="24"/>
-              </w:rPr>
-            </w:pPr>
-            <w:r>
-              <w:rPr>
-                <w:rFonts w:ascii="Arial" w:hAnsi="Arial"/>
-                <w:b/>
-                <w:color w:val="000000"/>
-                <w:sz w:val="24"/>
-                <w:szCs w:val="24"/>
-              </w:rPr>
-              <w:t xml:space="preserve">Atividade 02: </w:t>
-            </w:r>
-            <w:r>
-              <w:rPr>
-                <w:rFonts w:ascii="Arial" w:hAnsi="Arial"/>
-                <w:b w:val="false"/>
-                <w:bCs w:val="false"/>
-                <w:color w:val="000000"/>
-                <w:sz w:val="24"/>
-                <w:szCs w:val="24"/>
-              </w:rPr>
-              <w:t>{atividade4_2}</w:t>
-            </w:r>
-          </w:p>
-        </w:tc>
-        <w:tc>
-          <w:tcPr>
-            <w:tcW w:w="2651" w:type="dxa"/>
-            <w:tcBorders>
-              <w:top w:val="single" w:sz="4" w:space="0" w:color="000000"/>
-              <w:left w:val="single" w:sz="4" w:space="0" w:color="000000"/>
-              <w:bottom w:val="single" w:sz="4" w:space="0" w:color="000000"/>
-              <w:right w:val="single" w:sz="4" w:space="0" w:color="000000"/>
-            </w:tcBorders>
-          </w:tcPr>
-          <w:p>
-            <w:pPr>
-              <w:pStyle w:val="normal1"/>
-              <w:keepNext w:val="false"/>
-              <w:keepLines w:val="false"/>
-              <w:widowControl w:val="false"/>
-              <w:shd w:val="clear" w:fill="auto"/>
-              <w:spacing w:lineRule="auto" w:line="240" w:before="0" w:after="0"/>
-              <w:ind w:hanging="0" w:left="0" w:right="0"/>
-              <w:jc w:val="left"/>
-              <w:rPr>
-                <w:rFonts w:ascii="Arial" w:hAnsi="Arial" w:eastAsia="Times New Roman" w:cs="Times New Roman"/>
-                <w:color w:val="000000"/>
-                <w:sz w:val="24"/>
-                <w:szCs w:val="24"/>
-              </w:rPr>
-            </w:pPr>
-            <w:r>
-              <w:rPr>
-                <w:rFonts w:eastAsia="Times New Roman" w:cs="Times New Roman" w:ascii="Arial" w:hAnsi="Arial"/>
-                <w:color w:val="000000"/>
-                <w:sz w:val="24"/>
-                <w:szCs w:val="24"/>
-              </w:rPr>
-            </w:r>
-          </w:p>
-          <w:p>
-            <w:pPr>
-              <w:pStyle w:val="normal1"/>
-              <w:keepNext w:val="false"/>
-              <w:keepLines w:val="false"/>
-              <w:widowControl w:val="false"/>
-              <w:shd w:val="clear" w:fill="auto"/>
-              <w:spacing w:lineRule="auto" w:line="240" w:before="0" w:after="0"/>
-              <w:ind w:hanging="0" w:left="0" w:right="0"/>
-              <w:jc w:val="left"/>
-              <w:rPr>
-                <w:rFonts w:ascii="Arial" w:hAnsi="Arial" w:eastAsia="Times New Roman" w:cs="Times New Roman"/>
-                <w:color w:val="000000"/>
-                <w:sz w:val="24"/>
-                <w:szCs w:val="24"/>
-              </w:rPr>
-            </w:pPr>
-            <w:r>
-              <w:rPr>
-                <w:rFonts w:eastAsia="Times New Roman" w:cs="Times New Roman" w:ascii="Arial" w:hAnsi="Arial"/>
-                <w:color w:val="000000"/>
-                <w:sz w:val="24"/>
-                <w:szCs w:val="24"/>
-              </w:rPr>
-            </w:r>
-          </w:p>
-          <w:p>
-            <w:pPr>
-              <w:pStyle w:val="normal1"/>
-              <w:spacing w:lineRule="auto" w:line="240" w:before="189" w:after="0"/>
-              <w:ind w:hanging="0" w:left="112" w:right="109"/>
-              <w:rPr>
-                <w:rFonts w:ascii="Arial" w:hAnsi="Arial"/>
-                <w:color w:val="000000"/>
-                <w:sz w:val="24"/>
-                <w:szCs w:val="24"/>
-              </w:rPr>
-            </w:pPr>
-            <w:r>
-              <w:rPr>
-                <w:rFonts w:ascii="Arial" w:hAnsi="Arial"/>
-                <w:b/>
-                <w:color w:val="000000"/>
-                <w:sz w:val="24"/>
-                <w:szCs w:val="24"/>
-              </w:rPr>
-              <w:t xml:space="preserve">Atividade 02: </w:t>
-            </w:r>
-            <w:r>
-              <w:rPr>
-                <w:rFonts w:ascii="Arial" w:hAnsi="Arial"/>
-                <w:b w:val="false"/>
-                <w:bCs w:val="false"/>
-                <w:color w:val="000000"/>
-                <w:sz w:val="24"/>
-                <w:szCs w:val="24"/>
-              </w:rPr>
-              <w:t>{atividade5_2}</w:t>
-            </w:r>
-          </w:p>
-          <w:p>
-            <w:pPr>
-              <w:pStyle w:val="normal1"/>
-              <w:keepNext w:val="false"/>
-              <w:keepLines w:val="false"/>
-              <w:widowControl w:val="false"/>
-              <w:shd w:val="clear" w:fill="auto"/>
-              <w:spacing w:lineRule="auto" w:line="240" w:before="3" w:after="0"/>
-              <w:ind w:hanging="0" w:left="0" w:right="0"/>
-              <w:jc w:val="left"/>
-              <w:rPr>
-                <w:rFonts w:ascii="Arial" w:hAnsi="Arial" w:eastAsia="Times New Roman" w:cs="Times New Roman"/>
-                <w:b w:val="false"/>
-                <w:i w:val="false"/>
-                <w:i w:val="false"/>
-                <w:caps w:val="false"/>
-                <w:smallCaps w:val="false"/>
-                <w:strike w:val="false"/>
-                <w:dstrike w:val="false"/>
-                <w:color w:val="000000"/>
-                <w:position w:val="0"/>
-                <w:sz w:val="24"/>
-                <w:sz w:val="24"/>
-                <w:szCs w:val="24"/>
-                <w:u w:val="none"/>
-                <w:shd w:fill="auto" w:val="clear"/>
-                <w:vertAlign w:val="baseline"/>
-              </w:rPr>
-            </w:pPr>
-            <w:r>
-              <w:rPr>
-                <w:rFonts w:ascii="Arial" w:hAnsi="Arial"/>
-                <w:b/>
-                <w:color w:val="000000"/>
-                <w:sz w:val="24"/>
-                <w:szCs w:val="24"/>
-              </w:rPr>
+              <w:t>{atividade5}</w:t>
             </w:r>
           </w:p>
         </w:tc>
@@ -5249,652 +4859,6 @@
                 <w:szCs w:val="24"/>
               </w:rPr>
               <w:t>JANTAR/BANHEIRO.</w:t>
-            </w:r>
-          </w:p>
-        </w:tc>
-      </w:tr>
-      <w:tr>
-        <w:trPr>
-          <w:trHeight w:val="3226" w:hRule="atLeast"/>
-        </w:trPr>
-        <w:tc>
-          <w:tcPr>
-            <w:tcW w:w="1284" w:type="dxa"/>
-            <w:tcBorders>
-              <w:top w:val="single" w:sz="4" w:space="0" w:color="000000"/>
-              <w:left w:val="single" w:sz="4" w:space="0" w:color="000000"/>
-              <w:bottom w:val="single" w:sz="4" w:space="0" w:color="000000"/>
-              <w:right w:val="single" w:sz="4" w:space="0" w:color="000000"/>
-            </w:tcBorders>
-          </w:tcPr>
-          <w:p>
-            <w:pPr>
-              <w:pStyle w:val="normal1"/>
-              <w:spacing w:lineRule="auto" w:line="209"/>
-              <w:ind w:hanging="0" w:left="172" w:right="168"/>
-              <w:jc w:val="center"/>
-              <w:rPr>
-                <w:rFonts w:ascii="Arial" w:hAnsi="Arial"/>
-                <w:color w:val="000000"/>
-                <w:sz w:val="24"/>
-                <w:szCs w:val="24"/>
-              </w:rPr>
-            </w:pPr>
-            <w:r>
-              <w:rPr>
-                <w:rFonts w:ascii="Arial" w:hAnsi="Arial"/>
-                <w:b/>
-                <w:color w:val="000000"/>
-                <w:sz w:val="24"/>
-                <w:szCs w:val="24"/>
-              </w:rPr>
-              <w:t>16H00 ÀS</w:t>
-            </w:r>
-          </w:p>
-          <w:p>
-            <w:pPr>
-              <w:pStyle w:val="normal1"/>
-              <w:spacing w:lineRule="auto" w:line="211"/>
-              <w:ind w:hanging="0" w:left="169" w:right="168"/>
-              <w:jc w:val="center"/>
-              <w:rPr>
-                <w:rFonts w:ascii="Arial" w:hAnsi="Arial"/>
-                <w:color w:val="000000"/>
-                <w:sz w:val="24"/>
-                <w:szCs w:val="24"/>
-              </w:rPr>
-            </w:pPr>
-            <w:r>
-              <w:rPr>
-                <w:rFonts w:ascii="Arial" w:hAnsi="Arial"/>
-                <w:b/>
-                <w:color w:val="000000"/>
-                <w:sz w:val="24"/>
-                <w:szCs w:val="24"/>
-              </w:rPr>
-              <w:t>16H40</w:t>
-            </w:r>
-          </w:p>
-        </w:tc>
-        <w:tc>
-          <w:tcPr>
-            <w:tcW w:w="3329" w:type="dxa"/>
-            <w:tcBorders>
-              <w:top w:val="single" w:sz="4" w:space="0" w:color="000000"/>
-              <w:left w:val="single" w:sz="4" w:space="0" w:color="000000"/>
-              <w:bottom w:val="single" w:sz="4" w:space="0" w:color="000000"/>
-              <w:right w:val="single" w:sz="4" w:space="0" w:color="000000"/>
-            </w:tcBorders>
-          </w:tcPr>
-          <w:p>
-            <w:pPr>
-              <w:pStyle w:val="normal1"/>
-              <w:keepNext w:val="false"/>
-              <w:keepLines w:val="false"/>
-              <w:widowControl w:val="false"/>
-              <w:shd w:val="clear" w:fill="auto"/>
-              <w:spacing w:lineRule="auto" w:line="240" w:before="0" w:after="0"/>
-              <w:ind w:hanging="0" w:left="0" w:right="0"/>
-              <w:jc w:val="left"/>
-              <w:rPr>
-                <w:rFonts w:ascii="Arial" w:hAnsi="Arial" w:eastAsia="Times New Roman" w:cs="Times New Roman"/>
-                <w:b w:val="false"/>
-                <w:i w:val="false"/>
-                <w:i w:val="false"/>
-                <w:caps w:val="false"/>
-                <w:smallCaps w:val="false"/>
-                <w:strike w:val="false"/>
-                <w:dstrike w:val="false"/>
-                <w:color w:val="000000"/>
-                <w:position w:val="0"/>
-                <w:sz w:val="24"/>
-                <w:sz w:val="24"/>
-                <w:szCs w:val="24"/>
-                <w:u w:val="none"/>
-                <w:shd w:fill="auto" w:val="clear"/>
-                <w:vertAlign w:val="baseline"/>
-              </w:rPr>
-            </w:pPr>
-            <w:r>
-              <w:rPr>
-                <w:rFonts w:eastAsia="Times New Roman" w:cs="Times New Roman" w:ascii="Arial" w:hAnsi="Arial"/>
-                <w:b w:val="false"/>
-                <w:i w:val="false"/>
-                <w:caps w:val="false"/>
-                <w:smallCaps w:val="false"/>
-                <w:strike w:val="false"/>
-                <w:dstrike w:val="false"/>
-                <w:color w:val="000000"/>
-                <w:position w:val="0"/>
-                <w:sz w:val="24"/>
-                <w:sz w:val="24"/>
-                <w:szCs w:val="24"/>
-                <w:u w:val="none"/>
-                <w:shd w:fill="auto" w:val="clear"/>
-                <w:vertAlign w:val="baseline"/>
-              </w:rPr>
-            </w:r>
-          </w:p>
-          <w:p>
-            <w:pPr>
-              <w:pStyle w:val="normal1"/>
-              <w:keepNext w:val="false"/>
-              <w:keepLines w:val="false"/>
-              <w:widowControl w:val="false"/>
-              <w:shd w:val="clear" w:fill="auto"/>
-              <w:spacing w:lineRule="auto" w:line="240" w:before="0" w:after="0"/>
-              <w:ind w:hanging="0" w:left="0" w:right="0"/>
-              <w:jc w:val="left"/>
-              <w:rPr>
-                <w:rFonts w:ascii="Arial" w:hAnsi="Arial" w:eastAsia="Times New Roman" w:cs="Times New Roman"/>
-                <w:b w:val="false"/>
-                <w:i w:val="false"/>
-                <w:i w:val="false"/>
-                <w:caps w:val="false"/>
-                <w:smallCaps w:val="false"/>
-                <w:strike w:val="false"/>
-                <w:dstrike w:val="false"/>
-                <w:color w:val="000000"/>
-                <w:position w:val="0"/>
-                <w:sz w:val="24"/>
-                <w:sz w:val="24"/>
-                <w:szCs w:val="24"/>
-                <w:u w:val="none"/>
-                <w:shd w:fill="auto" w:val="clear"/>
-                <w:vertAlign w:val="baseline"/>
-              </w:rPr>
-            </w:pPr>
-            <w:r>
-              <w:rPr>
-                <w:rFonts w:eastAsia="Times New Roman" w:cs="Times New Roman" w:ascii="Arial" w:hAnsi="Arial"/>
-                <w:b w:val="false"/>
-                <w:i w:val="false"/>
-                <w:caps w:val="false"/>
-                <w:smallCaps w:val="false"/>
-                <w:strike w:val="false"/>
-                <w:dstrike w:val="false"/>
-                <w:color w:val="000000"/>
-                <w:position w:val="0"/>
-                <w:sz w:val="24"/>
-                <w:sz w:val="24"/>
-                <w:szCs w:val="24"/>
-                <w:u w:val="none"/>
-                <w:shd w:fill="auto" w:val="clear"/>
-                <w:vertAlign w:val="baseline"/>
-              </w:rPr>
-            </w:r>
-          </w:p>
-          <w:p>
-            <w:pPr>
-              <w:pStyle w:val="normal1"/>
-              <w:keepNext w:val="false"/>
-              <w:keepLines w:val="false"/>
-              <w:widowControl w:val="false"/>
-              <w:shd w:val="clear" w:fill="auto"/>
-              <w:spacing w:lineRule="auto" w:line="228" w:before="0" w:after="0"/>
-              <w:ind w:hanging="0" w:left="104" w:right="169"/>
-              <w:jc w:val="left"/>
-              <w:rPr>
-                <w:rFonts w:ascii="Arial" w:hAnsi="Arial" w:eastAsia="Arial" w:cs="Arial"/>
-                <w:b/>
-                <w:color w:val="000000"/>
-                <w:sz w:val="24"/>
-                <w:szCs w:val="24"/>
-              </w:rPr>
-            </w:pPr>
-            <w:r>
-              <w:rPr>
-                <w:rFonts w:eastAsia="Arial" w:cs="Arial" w:ascii="Arial" w:hAnsi="Arial"/>
-                <w:b/>
-                <w:color w:val="000000"/>
-                <w:sz w:val="24"/>
-                <w:szCs w:val="24"/>
-              </w:rPr>
-            </w:r>
-          </w:p>
-          <w:p>
-            <w:pPr>
-              <w:pStyle w:val="normal1"/>
-              <w:spacing w:lineRule="auto" w:line="266"/>
-              <w:rPr>
-                <w:rFonts w:ascii="Arial" w:hAnsi="Arial"/>
-                <w:color w:val="000000"/>
-                <w:sz w:val="24"/>
-                <w:szCs w:val="24"/>
-              </w:rPr>
-            </w:pPr>
-            <w:r>
-              <w:rPr>
-                <w:rFonts w:eastAsia="Arial" w:cs="Arial" w:ascii="Arial" w:hAnsi="Arial"/>
-                <w:b/>
-                <w:bCs/>
-                <w:color w:val="000000"/>
-                <w:sz w:val="24"/>
-                <w:szCs w:val="24"/>
-              </w:rPr>
-              <w:t>Atividade 03:</w:t>
-            </w:r>
-            <w:r>
-              <w:rPr>
-                <w:rFonts w:eastAsia="Arial" w:cs="Arial" w:ascii="Arial" w:hAnsi="Arial"/>
-                <w:color w:val="000000"/>
-                <w:sz w:val="24"/>
-                <w:szCs w:val="24"/>
-              </w:rPr>
-              <w:t xml:space="preserve"> {atividade1_3}</w:t>
-            </w:r>
-          </w:p>
-        </w:tc>
-        <w:tc>
-          <w:tcPr>
-            <w:tcW w:w="2881" w:type="dxa"/>
-            <w:tcBorders>
-              <w:top w:val="single" w:sz="4" w:space="0" w:color="000000"/>
-              <w:left w:val="single" w:sz="4" w:space="0" w:color="000000"/>
-              <w:bottom w:val="single" w:sz="4" w:space="0" w:color="000000"/>
-              <w:right w:val="single" w:sz="4" w:space="0" w:color="000000"/>
-            </w:tcBorders>
-          </w:tcPr>
-          <w:p>
-            <w:pPr>
-              <w:pStyle w:val="normal1"/>
-              <w:spacing w:lineRule="auto" w:line="266"/>
-              <w:rPr>
-                <w:rFonts w:ascii="Arial" w:hAnsi="Arial"/>
-                <w:color w:val="000000"/>
-                <w:sz w:val="24"/>
-                <w:szCs w:val="24"/>
-              </w:rPr>
-            </w:pPr>
-            <w:r>
-              <w:rPr>
-                <w:rFonts w:eastAsia="Arial" w:cs="Arial" w:ascii="Arial" w:hAnsi="Arial"/>
-                <w:b/>
-                <w:bCs/>
-                <w:color w:val="000000"/>
-                <w:sz w:val="24"/>
-                <w:szCs w:val="24"/>
-              </w:rPr>
-              <w:t>Atividade 03:</w:t>
-            </w:r>
-            <w:r>
-              <w:rPr>
-                <w:rFonts w:eastAsia="Arial" w:cs="Arial" w:ascii="Arial" w:hAnsi="Arial"/>
-                <w:color w:val="000000"/>
-                <w:sz w:val="24"/>
-                <w:szCs w:val="24"/>
-              </w:rPr>
-              <w:t xml:space="preserve"> {atividade2_3}</w:t>
-            </w:r>
-          </w:p>
-        </w:tc>
-        <w:tc>
-          <w:tcPr>
-            <w:tcW w:w="2615" w:type="dxa"/>
-            <w:tcBorders>
-              <w:top w:val="single" w:sz="4" w:space="0" w:color="000000"/>
-              <w:left w:val="single" w:sz="4" w:space="0" w:color="000000"/>
-              <w:bottom w:val="single" w:sz="4" w:space="0" w:color="000000"/>
-              <w:right w:val="single" w:sz="4" w:space="0" w:color="000000"/>
-            </w:tcBorders>
-          </w:tcPr>
-          <w:p>
-            <w:pPr>
-              <w:pStyle w:val="normal1"/>
-              <w:keepNext w:val="false"/>
-              <w:keepLines w:val="false"/>
-              <w:widowControl w:val="false"/>
-              <w:shd w:val="clear" w:fill="auto"/>
-              <w:spacing w:lineRule="auto" w:line="240" w:before="0" w:after="0"/>
-              <w:ind w:hanging="0" w:left="0" w:right="0"/>
-              <w:jc w:val="left"/>
-              <w:rPr>
-                <w:rFonts w:ascii="Arial" w:hAnsi="Arial" w:eastAsia="Times New Roman" w:cs="Times New Roman"/>
-                <w:b w:val="false"/>
-                <w:i w:val="false"/>
-                <w:i w:val="false"/>
-                <w:caps w:val="false"/>
-                <w:smallCaps w:val="false"/>
-                <w:strike w:val="false"/>
-                <w:dstrike w:val="false"/>
-                <w:color w:val="000000"/>
-                <w:position w:val="0"/>
-                <w:sz w:val="24"/>
-                <w:sz w:val="24"/>
-                <w:szCs w:val="24"/>
-                <w:u w:val="none"/>
-                <w:shd w:fill="auto" w:val="clear"/>
-                <w:vertAlign w:val="baseline"/>
-              </w:rPr>
-            </w:pPr>
-            <w:r>
-              <w:rPr>
-                <w:rFonts w:eastAsia="Times New Roman" w:cs="Times New Roman" w:ascii="Arial" w:hAnsi="Arial"/>
-                <w:b w:val="false"/>
-                <w:i w:val="false"/>
-                <w:caps w:val="false"/>
-                <w:smallCaps w:val="false"/>
-                <w:strike w:val="false"/>
-                <w:dstrike w:val="false"/>
-                <w:color w:val="000000"/>
-                <w:position w:val="0"/>
-                <w:sz w:val="24"/>
-                <w:sz w:val="24"/>
-                <w:szCs w:val="24"/>
-                <w:u w:val="none"/>
-                <w:shd w:fill="auto" w:val="clear"/>
-                <w:vertAlign w:val="baseline"/>
-              </w:rPr>
-            </w:r>
-          </w:p>
-          <w:p>
-            <w:pPr>
-              <w:pStyle w:val="normal1"/>
-              <w:spacing w:lineRule="auto" w:line="230"/>
-              <w:ind w:hanging="0" w:left="0" w:right="101"/>
-              <w:jc w:val="both"/>
-              <w:rPr>
-                <w:rFonts w:ascii="Arial" w:hAnsi="Arial"/>
-                <w:color w:val="000000"/>
-                <w:sz w:val="24"/>
-                <w:szCs w:val="24"/>
-              </w:rPr>
-            </w:pPr>
-            <w:r>
-              <w:rPr>
-                <w:rFonts w:eastAsia="Arial" w:cs="Arial" w:ascii="Arial" w:hAnsi="Arial"/>
-                <w:b/>
-                <w:color w:val="000000"/>
-                <w:sz w:val="24"/>
-                <w:szCs w:val="24"/>
-              </w:rPr>
-              <w:t xml:space="preserve">Atividade 03: </w:t>
-            </w:r>
-            <w:r>
-              <w:rPr>
-                <w:rFonts w:eastAsia="Arial" w:cs="Arial" w:ascii="Arial" w:hAnsi="Arial"/>
-                <w:b w:val="false"/>
-                <w:bCs w:val="false"/>
-                <w:color w:val="000000"/>
-                <w:sz w:val="24"/>
-                <w:szCs w:val="24"/>
-              </w:rPr>
-              <w:t>{atividade3_3}</w:t>
-            </w:r>
-          </w:p>
-        </w:tc>
-        <w:tc>
-          <w:tcPr>
-            <w:tcW w:w="2788" w:type="dxa"/>
-            <w:tcBorders>
-              <w:top w:val="single" w:sz="4" w:space="0" w:color="000000"/>
-              <w:left w:val="single" w:sz="4" w:space="0" w:color="000000"/>
-              <w:bottom w:val="single" w:sz="4" w:space="0" w:color="000000"/>
-              <w:right w:val="single" w:sz="4" w:space="0" w:color="000000"/>
-            </w:tcBorders>
-          </w:tcPr>
-          <w:p>
-            <w:pPr>
-              <w:pStyle w:val="normal1"/>
-              <w:keepNext w:val="false"/>
-              <w:keepLines w:val="false"/>
-              <w:widowControl w:val="false"/>
-              <w:shd w:val="clear" w:fill="auto"/>
-              <w:spacing w:lineRule="auto" w:line="240" w:before="0" w:after="0"/>
-              <w:ind w:hanging="0" w:left="0" w:right="0"/>
-              <w:jc w:val="left"/>
-              <w:rPr>
-                <w:rFonts w:ascii="Arial" w:hAnsi="Arial" w:eastAsia="Times New Roman" w:cs="Times New Roman"/>
-                <w:b w:val="false"/>
-                <w:i w:val="false"/>
-                <w:i w:val="false"/>
-                <w:caps w:val="false"/>
-                <w:smallCaps w:val="false"/>
-                <w:strike w:val="false"/>
-                <w:dstrike w:val="false"/>
-                <w:color w:val="000000"/>
-                <w:position w:val="0"/>
-                <w:sz w:val="24"/>
-                <w:sz w:val="24"/>
-                <w:szCs w:val="24"/>
-                <w:u w:val="none"/>
-                <w:shd w:fill="auto" w:val="clear"/>
-                <w:vertAlign w:val="baseline"/>
-              </w:rPr>
-            </w:pPr>
-            <w:r>
-              <w:rPr>
-                <w:rFonts w:eastAsia="Times New Roman" w:cs="Times New Roman" w:ascii="Arial" w:hAnsi="Arial"/>
-                <w:b w:val="false"/>
-                <w:i w:val="false"/>
-                <w:caps w:val="false"/>
-                <w:smallCaps w:val="false"/>
-                <w:strike w:val="false"/>
-                <w:dstrike w:val="false"/>
-                <w:color w:val="000000"/>
-                <w:position w:val="0"/>
-                <w:sz w:val="24"/>
-                <w:sz w:val="24"/>
-                <w:szCs w:val="24"/>
-                <w:u w:val="none"/>
-                <w:shd w:fill="auto" w:val="clear"/>
-                <w:vertAlign w:val="baseline"/>
-              </w:rPr>
-            </w:r>
-          </w:p>
-          <w:p>
-            <w:pPr>
-              <w:pStyle w:val="normal1"/>
-              <w:keepNext w:val="false"/>
-              <w:keepLines w:val="false"/>
-              <w:widowControl w:val="false"/>
-              <w:shd w:val="clear" w:fill="auto"/>
-              <w:spacing w:lineRule="auto" w:line="240" w:before="0" w:after="0"/>
-              <w:ind w:firstLine="2" w:left="247" w:right="248"/>
-              <w:jc w:val="center"/>
-              <w:rPr>
-                <w:rFonts w:ascii="Arial" w:hAnsi="Arial"/>
-                <w:color w:val="000000"/>
-                <w:sz w:val="24"/>
-                <w:szCs w:val="24"/>
-              </w:rPr>
-            </w:pPr>
-            <w:r>
-              <w:rPr>
-                <w:rFonts w:ascii="Arial" w:hAnsi="Arial"/>
-                <w:b/>
-                <w:color w:val="000000"/>
-                <w:sz w:val="24"/>
-                <w:szCs w:val="24"/>
-              </w:rPr>
-              <w:t xml:space="preserve">Atividade 03: </w:t>
-            </w:r>
-            <w:r>
-              <w:rPr>
-                <w:rFonts w:ascii="Arial" w:hAnsi="Arial"/>
-                <w:b w:val="false"/>
-                <w:bCs w:val="false"/>
-                <w:color w:val="000000"/>
-                <w:sz w:val="24"/>
-                <w:szCs w:val="24"/>
-              </w:rPr>
-              <w:t>{atividade4_3}</w:t>
-            </w:r>
-          </w:p>
-        </w:tc>
-        <w:tc>
-          <w:tcPr>
-            <w:tcW w:w="2651" w:type="dxa"/>
-            <w:tcBorders>
-              <w:top w:val="single" w:sz="4" w:space="0" w:color="000000"/>
-              <w:left w:val="single" w:sz="4" w:space="0" w:color="000000"/>
-              <w:bottom w:val="single" w:sz="4" w:space="0" w:color="000000"/>
-              <w:right w:val="single" w:sz="4" w:space="0" w:color="000000"/>
-            </w:tcBorders>
-          </w:tcPr>
-          <w:p>
-            <w:pPr>
-              <w:pStyle w:val="normal1"/>
-              <w:keepNext w:val="false"/>
-              <w:keepLines w:val="false"/>
-              <w:widowControl w:val="false"/>
-              <w:shd w:val="clear" w:fill="auto"/>
-              <w:spacing w:lineRule="auto" w:line="240" w:before="0" w:after="0"/>
-              <w:ind w:hanging="0" w:left="0" w:right="0"/>
-              <w:jc w:val="left"/>
-              <w:rPr>
-                <w:rFonts w:ascii="Arial" w:hAnsi="Arial" w:eastAsia="Times New Roman" w:cs="Times New Roman"/>
-                <w:b w:val="false"/>
-                <w:i w:val="false"/>
-                <w:i w:val="false"/>
-                <w:caps w:val="false"/>
-                <w:smallCaps w:val="false"/>
-                <w:strike w:val="false"/>
-                <w:dstrike w:val="false"/>
-                <w:color w:val="000000"/>
-                <w:position w:val="0"/>
-                <w:sz w:val="24"/>
-                <w:sz w:val="24"/>
-                <w:szCs w:val="24"/>
-                <w:u w:val="none"/>
-                <w:shd w:fill="auto" w:val="clear"/>
-                <w:vertAlign w:val="baseline"/>
-              </w:rPr>
-            </w:pPr>
-            <w:r>
-              <w:rPr>
-                <w:rFonts w:eastAsia="Times New Roman" w:cs="Times New Roman" w:ascii="Arial" w:hAnsi="Arial"/>
-                <w:b w:val="false"/>
-                <w:i w:val="false"/>
-                <w:caps w:val="false"/>
-                <w:smallCaps w:val="false"/>
-                <w:strike w:val="false"/>
-                <w:dstrike w:val="false"/>
-                <w:color w:val="000000"/>
-                <w:position w:val="0"/>
-                <w:sz w:val="24"/>
-                <w:sz w:val="24"/>
-                <w:szCs w:val="24"/>
-                <w:u w:val="none"/>
-                <w:shd w:fill="auto" w:val="clear"/>
-                <w:vertAlign w:val="baseline"/>
-              </w:rPr>
-            </w:r>
-          </w:p>
-          <w:p>
-            <w:pPr>
-              <w:pStyle w:val="normal1"/>
-              <w:keepNext w:val="false"/>
-              <w:keepLines w:val="false"/>
-              <w:widowControl w:val="false"/>
-              <w:shd w:val="clear" w:fill="auto"/>
-              <w:spacing w:lineRule="auto" w:line="240" w:before="6" w:after="0"/>
-              <w:ind w:hanging="0" w:left="0" w:right="0"/>
-              <w:jc w:val="left"/>
-              <w:rPr>
-                <w:rFonts w:ascii="Arial" w:hAnsi="Arial" w:eastAsia="Times New Roman" w:cs="Times New Roman"/>
-                <w:b w:val="false"/>
-                <w:i w:val="false"/>
-                <w:i w:val="false"/>
-                <w:caps w:val="false"/>
-                <w:smallCaps w:val="false"/>
-                <w:strike w:val="false"/>
-                <w:dstrike w:val="false"/>
-                <w:color w:val="000000"/>
-                <w:position w:val="0"/>
-                <w:sz w:val="24"/>
-                <w:sz w:val="24"/>
-                <w:szCs w:val="24"/>
-                <w:u w:val="none"/>
-                <w:shd w:fill="auto" w:val="clear"/>
-                <w:vertAlign w:val="baseline"/>
-              </w:rPr>
-            </w:pPr>
-            <w:r>
-              <w:rPr>
-                <w:rFonts w:eastAsia="Times New Roman" w:cs="Times New Roman" w:ascii="Arial" w:hAnsi="Arial"/>
-                <w:b w:val="false"/>
-                <w:i w:val="false"/>
-                <w:caps w:val="false"/>
-                <w:smallCaps w:val="false"/>
-                <w:strike w:val="false"/>
-                <w:dstrike w:val="false"/>
-                <w:color w:val="000000"/>
-                <w:position w:val="0"/>
-                <w:sz w:val="24"/>
-                <w:sz w:val="24"/>
-                <w:szCs w:val="24"/>
-                <w:u w:val="none"/>
-                <w:shd w:fill="auto" w:val="clear"/>
-                <w:vertAlign w:val="baseline"/>
-              </w:rPr>
-            </w:r>
-          </w:p>
-          <w:p>
-            <w:pPr>
-              <w:pStyle w:val="normal1"/>
-              <w:keepNext w:val="false"/>
-              <w:keepLines w:val="false"/>
-              <w:widowControl w:val="false"/>
-              <w:shd w:val="clear" w:fill="auto"/>
-              <w:spacing w:lineRule="auto" w:line="240" w:before="0" w:after="0"/>
-              <w:ind w:hanging="0" w:left="104" w:right="114"/>
-              <w:jc w:val="center"/>
-              <w:rPr>
-                <w:rFonts w:ascii="Arial" w:hAnsi="Arial"/>
-                <w:color w:val="000000"/>
-                <w:sz w:val="24"/>
-                <w:szCs w:val="24"/>
-              </w:rPr>
-            </w:pPr>
-            <w:r>
-              <w:rPr>
-                <w:rFonts w:ascii="Arial" w:hAnsi="Arial"/>
-                <w:b/>
-                <w:color w:val="000000"/>
-                <w:sz w:val="24"/>
-                <w:szCs w:val="24"/>
-              </w:rPr>
-              <w:t xml:space="preserve">Atividade 03: </w:t>
-            </w:r>
-            <w:r>
-              <w:rPr>
-                <w:rFonts w:ascii="Arial" w:hAnsi="Arial"/>
-                <w:b w:val="false"/>
-                <w:bCs w:val="false"/>
-                <w:color w:val="000000"/>
-                <w:sz w:val="24"/>
-                <w:szCs w:val="24"/>
-              </w:rPr>
-              <w:t>{atividade5_3}</w:t>
-            </w:r>
-          </w:p>
-          <w:p>
-            <w:pPr>
-              <w:pStyle w:val="normal1"/>
-              <w:keepNext w:val="false"/>
-              <w:keepLines w:val="false"/>
-              <w:widowControl w:val="false"/>
-              <w:shd w:val="clear" w:fill="auto"/>
-              <w:spacing w:lineRule="auto" w:line="240" w:before="0" w:after="0"/>
-              <w:ind w:hanging="0" w:left="104" w:right="114"/>
-              <w:jc w:val="center"/>
-              <w:rPr>
-                <w:rFonts w:ascii="Arial" w:hAnsi="Arial"/>
-                <w:b/>
-                <w:color w:val="000000"/>
-                <w:sz w:val="24"/>
-                <w:szCs w:val="24"/>
-              </w:rPr>
-            </w:pPr>
-            <w:r>
-              <w:rPr>
-                <w:rFonts w:ascii="Arial" w:hAnsi="Arial"/>
-                <w:b/>
-                <w:color w:val="000000"/>
-                <w:sz w:val="24"/>
-                <w:szCs w:val="24"/>
-              </w:rPr>
             </w:r>
           </w:p>
         </w:tc>
